--- a/散笔记/G9-自主ES搜索模块笔记.docx
+++ b/散笔记/G9-自主ES搜索模块笔记.docx
@@ -84,6 +84,1402 @@
           <w:sz w:val="22"/>
         </w:rPr>
         <w:t>学习重点: ES 倒排索引、Spring Data ES Repository、BoolQuery 灵魂(must vs filter)、微服务跨服务通信(ProductSource 副本)、转换器模式 from()。</w:t>
+      </w:r>
+    </w:p>
+    <w:p>
+      <w:pPr>
+        <w:pStyle w:val="Heading1"/>
+      </w:pPr>
+      <w:r>
+        <w:rPr>
+          <w:rFonts w:ascii="微软雅黑" w:hAnsi="微软雅黑" w:eastAsia="微软雅黑"/>
+          <w:b/>
+          <w:color w:val="C00000"/>
+          <w:sz w:val="30"/>
+        </w:rPr>
+        <w:t>第 0 章 · ES 前言：基础知识与分词器（读代码前先补这些）</w:t>
+      </w:r>
+    </w:p>
+    <w:p>
+      <w:r>
+        <w:rPr>
+          <w:rFonts w:ascii="微软雅黑" w:hAnsi="微软雅黑" w:eastAsia="微软雅黑"/>
+          <w:b/>
+          <w:sz w:val="21"/>
+        </w:rPr>
+        <w:t>本章是零基础补课：不看任何本项目代码，先把 Elasticsearch 到底是什么、为什么商城搜索要用它、倒排索引和分词器怎么回事讲清楚。看懂这一章，后面所有 G9 代码才有「地基」。</w:t>
+      </w:r>
+    </w:p>
+    <w:p>
+      <w:pPr>
+        <w:pStyle w:val="Heading2"/>
+      </w:pPr>
+      <w:r>
+        <w:rPr>
+          <w:rFonts w:ascii="微软雅黑" w:hAnsi="微软雅黑" w:eastAsia="微软雅黑"/>
+          <w:b/>
+          <w:color w:val="2E74B5"/>
+          <w:sz w:val="26"/>
+        </w:rPr>
+        <w:t>0.1 ES 是什么？为什么不用 MySQL LIKE</w:t>
+      </w:r>
+    </w:p>
+    <w:p>
+      <w:r>
+        <w:rPr>
+          <w:rFonts w:ascii="微软雅黑" w:hAnsi="微软雅黑" w:eastAsia="微软雅黑"/>
+          <w:b w:val="0"/>
+          <w:sz w:val="21"/>
+        </w:rPr>
+        <w:t>Elasticsearch = 建立在 Apache Lucene 之上的分布式搜索引擎。一句话：专门做「全文检索 + 打分排序 + 海量数据秒级搜」的数据库。</w:t>
+      </w:r>
+    </w:p>
+    <w:p>
+      <w:r>
+        <w:rPr>
+          <w:rFonts w:ascii="微软雅黑" w:hAnsi="微软雅黑" w:eastAsia="微软雅黑"/>
+          <w:b/>
+          <w:sz w:val="21"/>
+        </w:rPr>
+        <w:t>为什么商品搜索不能用 MySQL 的 LIKE：</w:t>
+      </w:r>
+    </w:p>
+    <w:tbl>
+      <w:tblPr>
+        <w:tblStyle w:val="LightGrid-Accent1"/>
+        <w:tblW w:type="auto" w:w="0"/>
+        <w:tblLook w:firstColumn="1" w:firstRow="1" w:lastColumn="0" w:lastRow="0" w:noHBand="0" w:noVBand="1" w:val="04A0"/>
+      </w:tblPr>
+      <w:tblGrid>
+        <w:gridCol w:w="2880"/>
+        <w:gridCol w:w="2880"/>
+        <w:gridCol w:w="2880"/>
+      </w:tblGrid>
+      <w:tr>
+        <w:tc>
+          <w:tcPr>
+            <w:tcW w:type="dxa" w:w="2880"/>
+          </w:tcPr>
+          <w:p>
+            <w:r>
+              <w:rPr>
+                <w:rFonts w:ascii="微软雅黑" w:hAnsi="微软雅黑" w:eastAsia="微软雅黑"/>
+                <w:b/>
+                <w:color w:val="FFFFFF"/>
+                <w:sz w:val="20"/>
+              </w:rPr>
+              <w:t>需求</w:t>
+            </w:r>
+          </w:p>
+        </w:tc>
+        <w:tc>
+          <w:tcPr>
+            <w:tcW w:type="dxa" w:w="2880"/>
+          </w:tcPr>
+          <w:p>
+            <w:r>
+              <w:rPr>
+                <w:rFonts w:ascii="微软雅黑" w:hAnsi="微软雅黑" w:eastAsia="微软雅黑"/>
+                <w:b/>
+                <w:color w:val="FFFFFF"/>
+                <w:sz w:val="20"/>
+              </w:rPr>
+              <w:t>MySQL LIKE '%华为%'</w:t>
+            </w:r>
+          </w:p>
+        </w:tc>
+        <w:tc>
+          <w:tcPr>
+            <w:tcW w:type="dxa" w:w="2880"/>
+          </w:tcPr>
+          <w:p>
+            <w:r>
+              <w:rPr>
+                <w:rFonts w:ascii="微软雅黑" w:hAnsi="微软雅黑" w:eastAsia="微软雅黑"/>
+                <w:b/>
+                <w:color w:val="FFFFFF"/>
+                <w:sz w:val="20"/>
+              </w:rPr>
+              <w:t>Elasticsearch</w:t>
+            </w:r>
+          </w:p>
+        </w:tc>
+      </w:tr>
+      <w:tr>
+        <w:tc>
+          <w:tcPr>
+            <w:tcW w:type="dxa" w:w="2880"/>
+          </w:tcPr>
+          <w:p>
+            <w:r>
+              <w:rPr>
+                <w:rFonts w:ascii="微软雅黑" w:hAnsi="微软雅黑" w:eastAsia="微软雅黑"/>
+                <w:b w:val="0"/>
+                <w:sz w:val="20"/>
+              </w:rPr>
+              <w:t>前导 % 模糊</w:t>
+            </w:r>
+          </w:p>
+        </w:tc>
+        <w:tc>
+          <w:tcPr>
+            <w:tcW w:type="dxa" w:w="2880"/>
+          </w:tcPr>
+          <w:p>
+            <w:r>
+              <w:rPr>
+                <w:rFonts w:ascii="微软雅黑" w:hAnsi="微软雅黑" w:eastAsia="微软雅黑"/>
+                <w:b w:val="0"/>
+                <w:sz w:val="20"/>
+              </w:rPr>
+              <w:t>索引失效 → 全表扫描，慢</w:t>
+            </w:r>
+          </w:p>
+        </w:tc>
+        <w:tc>
+          <w:tcPr>
+            <w:tcW w:type="dxa" w:w="2880"/>
+          </w:tcPr>
+          <w:p>
+            <w:r>
+              <w:rPr>
+                <w:rFonts w:ascii="微软雅黑" w:hAnsi="微软雅黑" w:eastAsia="微软雅黑"/>
+                <w:b w:val="0"/>
+                <w:sz w:val="20"/>
+              </w:rPr>
+              <w:t>倒排索引，天生为搜索而生</w:t>
+            </w:r>
+          </w:p>
+        </w:tc>
+      </w:tr>
+      <w:tr>
+        <w:tc>
+          <w:tcPr>
+            <w:tcW w:type="dxa" w:w="2880"/>
+          </w:tcPr>
+          <w:p>
+            <w:r>
+              <w:rPr>
+                <w:rFonts w:ascii="微软雅黑" w:hAnsi="微软雅黑" w:eastAsia="微软雅黑"/>
+                <w:b w:val="0"/>
+                <w:sz w:val="20"/>
+              </w:rPr>
+              <w:t>中文分词</w:t>
+            </w:r>
+          </w:p>
+        </w:tc>
+        <w:tc>
+          <w:tcPr>
+            <w:tcW w:type="dxa" w:w="2880"/>
+          </w:tcPr>
+          <w:p>
+            <w:r>
+              <w:rPr>
+                <w:rFonts w:ascii="微软雅黑" w:hAnsi="微软雅黑" w:eastAsia="微软雅黑"/>
+                <w:b w:val="0"/>
+                <w:sz w:val="20"/>
+              </w:rPr>
+              <w:t>不会分词，'华为手机' 搜不出'华为'</w:t>
+            </w:r>
+          </w:p>
+        </w:tc>
+        <w:tc>
+          <w:tcPr>
+            <w:tcW w:type="dxa" w:w="2880"/>
+          </w:tcPr>
+          <w:p>
+            <w:r>
+              <w:rPr>
+                <w:rFonts w:ascii="微软雅黑" w:hAnsi="微软雅黑" w:eastAsia="微软雅黑"/>
+                <w:b w:val="0"/>
+                <w:sz w:val="20"/>
+              </w:rPr>
+              <w:t>分词器把句子切成词再建索引</w:t>
+            </w:r>
+          </w:p>
+        </w:tc>
+      </w:tr>
+      <w:tr>
+        <w:tc>
+          <w:tcPr>
+            <w:tcW w:type="dxa" w:w="2880"/>
+          </w:tcPr>
+          <w:p>
+            <w:r>
+              <w:rPr>
+                <w:rFonts w:ascii="微软雅黑" w:hAnsi="微软雅黑" w:eastAsia="微软雅黑"/>
+                <w:b w:val="0"/>
+                <w:sz w:val="20"/>
+              </w:rPr>
+              <w:t>相关性排序</w:t>
+            </w:r>
+          </w:p>
+        </w:tc>
+        <w:tc>
+          <w:tcPr>
+            <w:tcW w:type="dxa" w:w="2880"/>
+          </w:tcPr>
+          <w:p>
+            <w:r>
+              <w:rPr>
+                <w:rFonts w:ascii="微软雅黑" w:hAnsi="微软雅黑" w:eastAsia="微软雅黑"/>
+                <w:b w:val="0"/>
+                <w:sz w:val="20"/>
+              </w:rPr>
+              <w:t>没有，只能 like 到或不到</w:t>
+            </w:r>
+          </w:p>
+        </w:tc>
+        <w:tc>
+          <w:tcPr>
+            <w:tcW w:type="dxa" w:w="2880"/>
+          </w:tcPr>
+          <w:p>
+            <w:r>
+              <w:rPr>
+                <w:rFonts w:ascii="微软雅黑" w:hAnsi="微软雅黑" w:eastAsia="微软雅黑"/>
+                <w:b w:val="0"/>
+                <w:sz w:val="20"/>
+              </w:rPr>
+              <w:t>BM25 打分，越相关越靠前</w:t>
+            </w:r>
+          </w:p>
+        </w:tc>
+      </w:tr>
+      <w:tr>
+        <w:tc>
+          <w:tcPr>
+            <w:tcW w:type="dxa" w:w="2880"/>
+          </w:tcPr>
+          <w:p>
+            <w:r>
+              <w:rPr>
+                <w:rFonts w:ascii="微软雅黑" w:hAnsi="微软雅黑" w:eastAsia="微软雅黑"/>
+                <w:b w:val="0"/>
+                <w:sz w:val="20"/>
+              </w:rPr>
+              <w:t>高亮/纠错/联想</w:t>
+            </w:r>
+          </w:p>
+        </w:tc>
+        <w:tc>
+          <w:tcPr>
+            <w:tcW w:type="dxa" w:w="2880"/>
+          </w:tcPr>
+          <w:p>
+            <w:r>
+              <w:rPr>
+                <w:rFonts w:ascii="微软雅黑" w:hAnsi="微软雅黑" w:eastAsia="微软雅黑"/>
+                <w:b w:val="0"/>
+                <w:sz w:val="20"/>
+              </w:rPr>
+              <w:t>没有</w:t>
+            </w:r>
+          </w:p>
+        </w:tc>
+        <w:tc>
+          <w:tcPr>
+            <w:tcW w:type="dxa" w:w="2880"/>
+          </w:tcPr>
+          <w:p>
+            <w:r>
+              <w:rPr>
+                <w:rFonts w:ascii="微软雅黑" w:hAnsi="微软雅黑" w:eastAsia="微软雅黑"/>
+                <w:b w:val="0"/>
+                <w:sz w:val="20"/>
+              </w:rPr>
+              <w:t>内置支持</w:t>
+            </w:r>
+          </w:p>
+        </w:tc>
+      </w:tr>
+    </w:tbl>
+    <w:p>
+      <w:r>
+        <w:rPr>
+          <w:rFonts w:ascii="微软雅黑" w:hAnsi="微软雅黑" w:eastAsia="微软雅黑"/>
+          <w:b w:val="0"/>
+          <w:color w:val="C00000"/>
+          <w:sz w:val="21"/>
+        </w:rPr>
+        <w:t>结论：LIKE 是「精确子串匹配」，ES 是「理解语义的搜索」。数据量一大 + 要中文分词 + 要排序，就必须上 ES。</w:t>
+      </w:r>
+    </w:p>
+    <w:p>
+      <w:pPr>
+        <w:pStyle w:val="Heading2"/>
+      </w:pPr>
+      <w:r>
+        <w:rPr>
+          <w:rFonts w:ascii="微软雅黑" w:hAnsi="微软雅黑" w:eastAsia="微软雅黑"/>
+          <w:b/>
+          <w:color w:val="2E74B5"/>
+          <w:sz w:val="26"/>
+        </w:rPr>
+        <w:t>0.2 核心概念：和 MySQL 的对照</w:t>
+      </w:r>
+    </w:p>
+    <w:tbl>
+      <w:tblPr>
+        <w:tblStyle w:val="LightGrid-Accent1"/>
+        <w:tblW w:type="auto" w:w="0"/>
+        <w:tblLook w:firstColumn="1" w:firstRow="1" w:lastColumn="0" w:lastRow="0" w:noHBand="0" w:noVBand="1" w:val="04A0"/>
+      </w:tblPr>
+      <w:tblGrid>
+        <w:gridCol w:w="2880"/>
+        <w:gridCol w:w="2880"/>
+        <w:gridCol w:w="2880"/>
+      </w:tblGrid>
+      <w:tr>
+        <w:tc>
+          <w:tcPr>
+            <w:tcW w:type="dxa" w:w="2880"/>
+          </w:tcPr>
+          <w:p>
+            <w:r>
+              <w:rPr>
+                <w:rFonts w:ascii="微软雅黑" w:hAnsi="微软雅黑" w:eastAsia="微软雅黑"/>
+                <w:b/>
+                <w:color w:val="FFFFFF"/>
+                <w:sz w:val="20"/>
+              </w:rPr>
+              <w:t>Elasticsearch</w:t>
+            </w:r>
+          </w:p>
+        </w:tc>
+        <w:tc>
+          <w:tcPr>
+            <w:tcW w:type="dxa" w:w="2880"/>
+          </w:tcPr>
+          <w:p>
+            <w:r>
+              <w:rPr>
+                <w:rFonts w:ascii="微软雅黑" w:hAnsi="微软雅黑" w:eastAsia="微软雅黑"/>
+                <w:b/>
+                <w:color w:val="FFFFFF"/>
+                <w:sz w:val="20"/>
+              </w:rPr>
+              <w:t>MySQL 类比</w:t>
+            </w:r>
+          </w:p>
+        </w:tc>
+        <w:tc>
+          <w:tcPr>
+            <w:tcW w:type="dxa" w:w="2880"/>
+          </w:tcPr>
+          <w:p>
+            <w:r>
+              <w:rPr>
+                <w:rFonts w:ascii="微软雅黑" w:hAnsi="微软雅黑" w:eastAsia="微软雅黑"/>
+                <w:b/>
+                <w:color w:val="FFFFFF"/>
+                <w:sz w:val="20"/>
+              </w:rPr>
+              <w:t>说明</w:t>
+            </w:r>
+          </w:p>
+        </w:tc>
+      </w:tr>
+      <w:tr>
+        <w:tc>
+          <w:tcPr>
+            <w:tcW w:type="dxa" w:w="2880"/>
+          </w:tcPr>
+          <w:p>
+            <w:r>
+              <w:rPr>
+                <w:rFonts w:ascii="微软雅黑" w:hAnsi="微软雅黑" w:eastAsia="微软雅黑"/>
+                <w:b w:val="0"/>
+                <w:sz w:val="20"/>
+              </w:rPr>
+              <w:t>Index 索引</w:t>
+            </w:r>
+          </w:p>
+        </w:tc>
+        <w:tc>
+          <w:tcPr>
+            <w:tcW w:type="dxa" w:w="2880"/>
+          </w:tcPr>
+          <w:p>
+            <w:r>
+              <w:rPr>
+                <w:rFonts w:ascii="微软雅黑" w:hAnsi="微软雅黑" w:eastAsia="微软雅黑"/>
+                <w:b w:val="0"/>
+                <w:sz w:val="20"/>
+              </w:rPr>
+              <w:t>Table 表</w:t>
+            </w:r>
+          </w:p>
+        </w:tc>
+        <w:tc>
+          <w:tcPr>
+            <w:tcW w:type="dxa" w:w="2880"/>
+          </w:tcPr>
+          <w:p>
+            <w:r>
+              <w:rPr>
+                <w:rFonts w:ascii="微软雅黑" w:hAnsi="微软雅黑" w:eastAsia="微软雅黑"/>
+                <w:b w:val="0"/>
+                <w:sz w:val="20"/>
+              </w:rPr>
+              <w:t>一类文档的集合，如 mini_mall_product</w:t>
+            </w:r>
+          </w:p>
+        </w:tc>
+      </w:tr>
+      <w:tr>
+        <w:tc>
+          <w:tcPr>
+            <w:tcW w:type="dxa" w:w="2880"/>
+          </w:tcPr>
+          <w:p>
+            <w:r>
+              <w:rPr>
+                <w:rFonts w:ascii="微软雅黑" w:hAnsi="微软雅黑" w:eastAsia="微软雅黑"/>
+                <w:b w:val="0"/>
+                <w:sz w:val="20"/>
+              </w:rPr>
+              <w:t>Document 文档</w:t>
+            </w:r>
+          </w:p>
+        </w:tc>
+        <w:tc>
+          <w:tcPr>
+            <w:tcW w:type="dxa" w:w="2880"/>
+          </w:tcPr>
+          <w:p>
+            <w:r>
+              <w:rPr>
+                <w:rFonts w:ascii="微软雅黑" w:hAnsi="微软雅黑" w:eastAsia="微软雅黑"/>
+                <w:b w:val="0"/>
+                <w:sz w:val="20"/>
+              </w:rPr>
+              <w:t>Row 行</w:t>
+            </w:r>
+          </w:p>
+        </w:tc>
+        <w:tc>
+          <w:tcPr>
+            <w:tcW w:type="dxa" w:w="2880"/>
+          </w:tcPr>
+          <w:p>
+            <w:r>
+              <w:rPr>
+                <w:rFonts w:ascii="微软雅黑" w:hAnsi="微软雅黑" w:eastAsia="微软雅黑"/>
+                <w:b w:val="0"/>
+                <w:sz w:val="20"/>
+              </w:rPr>
+              <w:t>一条数据，JSON 格式，如一个商品</w:t>
+            </w:r>
+          </w:p>
+        </w:tc>
+      </w:tr>
+      <w:tr>
+        <w:tc>
+          <w:tcPr>
+            <w:tcW w:type="dxa" w:w="2880"/>
+          </w:tcPr>
+          <w:p>
+            <w:r>
+              <w:rPr>
+                <w:rFonts w:ascii="微软雅黑" w:hAnsi="微软雅黑" w:eastAsia="微软雅黑"/>
+                <w:b w:val="0"/>
+                <w:sz w:val="20"/>
+              </w:rPr>
+              <w:t>Field 字段</w:t>
+            </w:r>
+          </w:p>
+        </w:tc>
+        <w:tc>
+          <w:tcPr>
+            <w:tcW w:type="dxa" w:w="2880"/>
+          </w:tcPr>
+          <w:p>
+            <w:r>
+              <w:rPr>
+                <w:rFonts w:ascii="微软雅黑" w:hAnsi="微软雅黑" w:eastAsia="微软雅黑"/>
+                <w:b w:val="0"/>
+                <w:sz w:val="20"/>
+              </w:rPr>
+              <w:t>Column 列</w:t>
+            </w:r>
+          </w:p>
+        </w:tc>
+        <w:tc>
+          <w:tcPr>
+            <w:tcW w:type="dxa" w:w="2880"/>
+          </w:tcPr>
+          <w:p>
+            <w:r>
+              <w:rPr>
+                <w:rFonts w:ascii="微软雅黑" w:hAnsi="微软雅黑" w:eastAsia="微软雅黑"/>
+                <w:b w:val="0"/>
+                <w:sz w:val="20"/>
+              </w:rPr>
+              <w:t>文档里的一个属性，如 name/price</w:t>
+            </w:r>
+          </w:p>
+        </w:tc>
+      </w:tr>
+      <w:tr>
+        <w:tc>
+          <w:tcPr>
+            <w:tcW w:type="dxa" w:w="2880"/>
+          </w:tcPr>
+          <w:p>
+            <w:r>
+              <w:rPr>
+                <w:rFonts w:ascii="微软雅黑" w:hAnsi="微软雅黑" w:eastAsia="微软雅黑"/>
+                <w:b w:val="0"/>
+                <w:sz w:val="20"/>
+              </w:rPr>
+              <w:t>Mapping 映射</w:t>
+            </w:r>
+          </w:p>
+        </w:tc>
+        <w:tc>
+          <w:tcPr>
+            <w:tcW w:type="dxa" w:w="2880"/>
+          </w:tcPr>
+          <w:p>
+            <w:r>
+              <w:rPr>
+                <w:rFonts w:ascii="微软雅黑" w:hAnsi="微软雅黑" w:eastAsia="微软雅黑"/>
+                <w:b w:val="0"/>
+                <w:sz w:val="20"/>
+              </w:rPr>
+              <w:t>表结构 Schema</w:t>
+            </w:r>
+          </w:p>
+        </w:tc>
+        <w:tc>
+          <w:tcPr>
+            <w:tcW w:type="dxa" w:w="2880"/>
+          </w:tcPr>
+          <w:p>
+            <w:r>
+              <w:rPr>
+                <w:rFonts w:ascii="微软雅黑" w:hAnsi="微软雅黑" w:eastAsia="微软雅黑"/>
+                <w:b w:val="0"/>
+                <w:sz w:val="20"/>
+              </w:rPr>
+              <w:t>定义每个字段的类型和是否分词</w:t>
+            </w:r>
+          </w:p>
+        </w:tc>
+      </w:tr>
+      <w:tr>
+        <w:tc>
+          <w:tcPr>
+            <w:tcW w:type="dxa" w:w="2880"/>
+          </w:tcPr>
+          <w:p>
+            <w:r>
+              <w:rPr>
+                <w:rFonts w:ascii="微软雅黑" w:hAnsi="微软雅黑" w:eastAsia="微软雅黑"/>
+                <w:b w:val="0"/>
+                <w:sz w:val="20"/>
+              </w:rPr>
+              <w:t>Shard 分片</w:t>
+            </w:r>
+          </w:p>
+        </w:tc>
+        <w:tc>
+          <w:tcPr>
+            <w:tcW w:type="dxa" w:w="2880"/>
+          </w:tcPr>
+          <w:p>
+            <w:r>
+              <w:rPr>
+                <w:rFonts w:ascii="微软雅黑" w:hAnsi="微软雅黑" w:eastAsia="微软雅黑"/>
+                <w:b w:val="0"/>
+                <w:sz w:val="20"/>
+              </w:rPr>
+              <w:t>分库分表</w:t>
+            </w:r>
+          </w:p>
+        </w:tc>
+        <w:tc>
+          <w:tcPr>
+            <w:tcW w:type="dxa" w:w="2880"/>
+          </w:tcPr>
+          <w:p>
+            <w:r>
+              <w:rPr>
+                <w:rFonts w:ascii="微软雅黑" w:hAnsi="微软雅黑" w:eastAsia="微软雅黑"/>
+                <w:b w:val="0"/>
+                <w:sz w:val="20"/>
+              </w:rPr>
+              <w:t>索引切成多片，分布到多节点，能横向扩容</w:t>
+            </w:r>
+          </w:p>
+        </w:tc>
+      </w:tr>
+      <w:tr>
+        <w:tc>
+          <w:tcPr>
+            <w:tcW w:type="dxa" w:w="2880"/>
+          </w:tcPr>
+          <w:p>
+            <w:r>
+              <w:rPr>
+                <w:rFonts w:ascii="微软雅黑" w:hAnsi="微软雅黑" w:eastAsia="微软雅黑"/>
+                <w:b w:val="0"/>
+                <w:sz w:val="20"/>
+              </w:rPr>
+              <w:t>Replica 副本</w:t>
+            </w:r>
+          </w:p>
+        </w:tc>
+        <w:tc>
+          <w:tcPr>
+            <w:tcW w:type="dxa" w:w="2880"/>
+          </w:tcPr>
+          <w:p>
+            <w:r>
+              <w:rPr>
+                <w:rFonts w:ascii="微软雅黑" w:hAnsi="微软雅黑" w:eastAsia="微软雅黑"/>
+                <w:b w:val="0"/>
+                <w:sz w:val="20"/>
+              </w:rPr>
+              <w:t>从库</w:t>
+            </w:r>
+          </w:p>
+        </w:tc>
+        <w:tc>
+          <w:tcPr>
+            <w:tcW w:type="dxa" w:w="2880"/>
+          </w:tcPr>
+          <w:p>
+            <w:r>
+              <w:rPr>
+                <w:rFonts w:ascii="微软雅黑" w:hAnsi="微软雅黑" w:eastAsia="微软雅黑"/>
+                <w:b w:val="0"/>
+                <w:sz w:val="20"/>
+              </w:rPr>
+              <w:t>分片的备份，节点挂了不丢数据 + 分担查询</w:t>
+            </w:r>
+          </w:p>
+        </w:tc>
+      </w:tr>
+    </w:tbl>
+    <w:p>
+      <w:r>
+        <w:rPr>
+          <w:rFonts w:ascii="微软雅黑" w:hAnsi="微软雅黑" w:eastAsia="微软雅黑"/>
+          <w:b w:val="0"/>
+          <w:color w:val="C00000"/>
+          <w:sz w:val="21"/>
+        </w:rPr>
+        <w:t>注意：老版本有 Type（类似表），ES 7 起已废弃，现在一个 Index 就对应一类文档。</w:t>
+      </w:r>
+    </w:p>
+    <w:p>
+      <w:pPr>
+        <w:pStyle w:val="Heading2"/>
+      </w:pPr>
+      <w:r>
+        <w:rPr>
+          <w:rFonts w:ascii="微软雅黑" w:hAnsi="微软雅黑" w:eastAsia="微软雅黑"/>
+          <w:b/>
+          <w:color w:val="2E74B5"/>
+          <w:sz w:val="26"/>
+        </w:rPr>
+        <w:t>0.3 倒排索引：ES 快的根本原因（最重要）</w:t>
+      </w:r>
+    </w:p>
+    <w:p>
+      <w:r>
+        <w:rPr>
+          <w:rFonts w:ascii="微软雅黑" w:hAnsi="微软雅黑" w:eastAsia="微软雅黑"/>
+          <w:b w:val="0"/>
+          <w:sz w:val="21"/>
+        </w:rPr>
+        <w:t>正排索引（MySQL 那种）：由「文档 → 里面有哪些词」。搜词要挨个文档翻，慢。</w:t>
+      </w:r>
+    </w:p>
+    <w:p>
+      <w:r>
+        <w:rPr>
+          <w:rFonts w:ascii="微软雅黑" w:hAnsi="微软雅黑" w:eastAsia="微软雅黑"/>
+          <w:b w:val="0"/>
+          <w:sz w:val="21"/>
+        </w:rPr>
+        <w:t>倒排索引（ES）：反过来，由「词 → 出现在哪些文档」。搜词直接查这张表，秒定位。</w:t>
+      </w:r>
+    </w:p>
+    <w:p>
+      <w:r>
+        <w:rPr>
+          <w:rFonts w:ascii="微软雅黑" w:hAnsi="微软雅黑" w:eastAsia="微软雅黑"/>
+          <w:b w:val="0"/>
+          <w:sz w:val="21"/>
+        </w:rPr>
+        <w:t>举例：有 3 个商品标题：</w:t>
+      </w:r>
+    </w:p>
+    <w:p>
+      <w:pPr>
+        <w:shd w:val="clear" w:color="auto" w:fill="F4F4F4"/>
+      </w:pPr>
+      <w:r>
+        <w:rPr>
+          <w:rFonts w:ascii="Consolas" w:hAnsi="Consolas" w:eastAsia="宋体"/>
+          <w:b w:val="0"/>
+          <w:sz w:val="18"/>
+        </w:rPr>
+        <w:t>doc1: 华为 手机</w:t>
+        <w:br/>
+        <w:t>doc2: 华为 平板</w:t>
+        <w:br/>
+        <w:t>doc3: 小米 手机</w:t>
+        <w:br/>
+        <w:br/>
+        <w:t>① 分词后建「倒排索引」（词 → 文档列表，即 posting list）：</w:t>
+        <w:br/>
+        <w:t xml:space="preserve">   华为  -&gt;  [doc1, doc2]</w:t>
+        <w:br/>
+        <w:t xml:space="preserve">   手机  -&gt;  [doc1, doc3]</w:t>
+        <w:br/>
+        <w:t xml:space="preserve">   平板  -&gt;  [doc2]</w:t>
+        <w:br/>
+        <w:t xml:space="preserve">   小米  -&gt;  [doc3]</w:t>
+        <w:br/>
+        <w:br/>
+        <w:t>② 搜「华为 手机」：</w:t>
+        <w:br/>
+        <w:t xml:space="preserve">   查「华为」得 [doc1, doc2]，查「手机」得 [doc1, doc3]</w:t>
+        <w:br/>
+        <w:t xml:space="preserve">   → doc1 两个词都命中，打分最高，排第一</w:t>
+        <w:br/>
+        <w:t xml:space="preserve">   全程不扫全表，只查两行倒排记录。这就是 ES 秒级搜索的根本。</w:t>
+      </w:r>
+    </w:p>
+    <w:p>
+      <w:r>
+        <w:rPr>
+          <w:rFonts w:ascii="微软雅黑" w:hAnsi="微软雅黑" w:eastAsia="微软雅黑"/>
+          <w:b/>
+          <w:color w:val="C00000"/>
+          <w:sz w:val="21"/>
+        </w:rPr>
+        <w:t>面试一句话：倒排索引就是「词 → 文档」的映射表，把「搜索」变成「查字典」，所以快。</w:t>
+      </w:r>
+    </w:p>
+    <w:p>
+      <w:pPr>
+        <w:pStyle w:val="Heading2"/>
+      </w:pPr>
+      <w:r>
+        <w:rPr>
+          <w:rFonts w:ascii="微软雅黑" w:hAnsi="微软雅黑" w:eastAsia="微软雅黑"/>
+          <w:b/>
+          <w:color w:val="2E74B5"/>
+          <w:sz w:val="26"/>
+        </w:rPr>
+        <w:t>0.4 分词器 Analyzer：句子怎么切成词（中文重点）</w:t>
+      </w:r>
+    </w:p>
+    <w:p>
+      <w:r>
+        <w:rPr>
+          <w:rFonts w:ascii="微软雅黑" w:hAnsi="微软雅黑" w:eastAsia="微软雅黑"/>
+          <w:b/>
+          <w:sz w:val="21"/>
+        </w:rPr>
+        <w:t>分词器负责把一段文本切成一个个「词条 term」再建倒排索引。分词发生在两个时刻：</w:t>
+      </w:r>
+    </w:p>
+    <w:p>
+      <w:r>
+        <w:rPr>
+          <w:rFonts w:ascii="微软雅黑" w:hAnsi="微软雅黑" w:eastAsia="微软雅黑"/>
+          <w:b w:val="0"/>
+          <w:sz w:val="21"/>
+        </w:rPr>
+        <w:t>① 写入时：文档存进去，text 字段被分词，建立倒排索引。</w:t>
+      </w:r>
+    </w:p>
+    <w:p>
+      <w:r>
+        <w:rPr>
+          <w:rFonts w:ascii="微软雅黑" w:hAnsi="微软雅黑" w:eastAsia="微软雅黑"/>
+          <w:b w:val="0"/>
+          <w:sz w:val="21"/>
+        </w:rPr>
+        <w:t>② 查询时：用户输入的关键词，也要用分词器切成词，再拿去倒排索引里查。</w:t>
+      </w:r>
+    </w:p>
+    <w:p>
+      <w:r>
+        <w:rPr>
+          <w:rFonts w:ascii="微软雅黑" w:hAnsi="微软雅黑" w:eastAsia="微软雅黑"/>
+          <w:b w:val="0"/>
+          <w:color w:val="C00000"/>
+          <w:sz w:val="21"/>
+        </w:rPr>
+        <w:t>两端用的分词器要匹配，否则「存的词」和「查的词」对不上，搜不到。</w:t>
+      </w:r>
+    </w:p>
+    <w:p>
+      <w:r>
+        <w:rPr>
+          <w:rFonts w:ascii="微软雅黑" w:hAnsi="微软雅黑" w:eastAsia="微软雅黑"/>
+          <w:b/>
+          <w:sz w:val="21"/>
+        </w:rPr>
+        <w:t>常见分词器对比：</w:t>
+      </w:r>
+    </w:p>
+    <w:tbl>
+      <w:tblPr>
+        <w:tblStyle w:val="LightGrid-Accent1"/>
+        <w:tblW w:type="auto" w:w="0"/>
+        <w:tblLook w:firstColumn="1" w:firstRow="1" w:lastColumn="0" w:lastRow="0" w:noHBand="0" w:noVBand="1" w:val="04A0"/>
+      </w:tblPr>
+      <w:tblGrid>
+        <w:gridCol w:w="2880"/>
+        <w:gridCol w:w="2880"/>
+        <w:gridCol w:w="2880"/>
+      </w:tblGrid>
+      <w:tr>
+        <w:tc>
+          <w:tcPr>
+            <w:tcW w:type="dxa" w:w="2880"/>
+          </w:tcPr>
+          <w:p>
+            <w:r>
+              <w:rPr>
+                <w:rFonts w:ascii="微软雅黑" w:hAnsi="微软雅黑" w:eastAsia="微软雅黑"/>
+                <w:b/>
+                <w:color w:val="FFFFFF"/>
+                <w:sz w:val="20"/>
+              </w:rPr>
+              <w:t>分词器</w:t>
+            </w:r>
+          </w:p>
+        </w:tc>
+        <w:tc>
+          <w:tcPr>
+            <w:tcW w:type="dxa" w:w="2880"/>
+          </w:tcPr>
+          <w:p>
+            <w:r>
+              <w:rPr>
+                <w:rFonts w:ascii="微软雅黑" w:hAnsi="微软雅黑" w:eastAsia="微软雅黑"/>
+                <w:b/>
+                <w:color w:val="FFFFFF"/>
+                <w:sz w:val="20"/>
+              </w:rPr>
+              <w:t>对「华为手机很好用」的切分</w:t>
+            </w:r>
+          </w:p>
+        </w:tc>
+        <w:tc>
+          <w:tcPr>
+            <w:tcW w:type="dxa" w:w="2880"/>
+          </w:tcPr>
+          <w:p>
+            <w:r>
+              <w:rPr>
+                <w:rFonts w:ascii="微软雅黑" w:hAnsi="微软雅黑" w:eastAsia="微软雅黑"/>
+                <w:b/>
+                <w:color w:val="FFFFFF"/>
+                <w:sz w:val="20"/>
+              </w:rPr>
+              <w:t>问题/用途</w:t>
+            </w:r>
+          </w:p>
+        </w:tc>
+      </w:tr>
+      <w:tr>
+        <w:tc>
+          <w:tcPr>
+            <w:tcW w:type="dxa" w:w="2880"/>
+          </w:tcPr>
+          <w:p>
+            <w:r>
+              <w:rPr>
+                <w:rFonts w:ascii="微软雅黑" w:hAnsi="微软雅黑" w:eastAsia="微软雅黑"/>
+                <w:b w:val="0"/>
+                <w:sz w:val="20"/>
+              </w:rPr>
+              <w:t>standard(ES默认)</w:t>
+            </w:r>
+          </w:p>
+        </w:tc>
+        <w:tc>
+          <w:tcPr>
+            <w:tcW w:type="dxa" w:w="2880"/>
+          </w:tcPr>
+          <w:p>
+            <w:r>
+              <w:rPr>
+                <w:rFonts w:ascii="微软雅黑" w:hAnsi="微软雅黑" w:eastAsia="微软雅黑"/>
+                <w:b w:val="0"/>
+                <w:sz w:val="20"/>
+              </w:rPr>
+              <w:t>华 / 为 / 手 / 机 / 很 / 好 / 用</w:t>
+            </w:r>
+          </w:p>
+        </w:tc>
+        <w:tc>
+          <w:tcPr>
+            <w:tcW w:type="dxa" w:w="2880"/>
+          </w:tcPr>
+          <w:p>
+            <w:r>
+              <w:rPr>
+                <w:rFonts w:ascii="微软雅黑" w:hAnsi="微软雅黑" w:eastAsia="微软雅黑"/>
+                <w:b w:val="0"/>
+                <w:sz w:val="20"/>
+              </w:rPr>
+              <w:t>中文按单字切，几乎没法用</w:t>
+            </w:r>
+          </w:p>
+        </w:tc>
+      </w:tr>
+      <w:tr>
+        <w:tc>
+          <w:tcPr>
+            <w:tcW w:type="dxa" w:w="2880"/>
+          </w:tcPr>
+          <w:p>
+            <w:r>
+              <w:rPr>
+                <w:rFonts w:ascii="微软雅黑" w:hAnsi="微软雅黑" w:eastAsia="微软雅黑"/>
+                <w:b w:val="0"/>
+                <w:sz w:val="20"/>
+              </w:rPr>
+              <w:t>ik_max_word(IK)</w:t>
+            </w:r>
+          </w:p>
+        </w:tc>
+        <w:tc>
+          <w:tcPr>
+            <w:tcW w:type="dxa" w:w="2880"/>
+          </w:tcPr>
+          <w:p>
+            <w:r>
+              <w:rPr>
+                <w:rFonts w:ascii="微软雅黑" w:hAnsi="微软雅黑" w:eastAsia="微软雅黑"/>
+                <w:b w:val="0"/>
+                <w:sz w:val="20"/>
+              </w:rPr>
+              <w:t>华为 / 手机 / 很 / 好用 / 好 / 用</w:t>
+            </w:r>
+          </w:p>
+        </w:tc>
+        <w:tc>
+          <w:tcPr>
+            <w:tcW w:type="dxa" w:w="2880"/>
+          </w:tcPr>
+          <w:p>
+            <w:r>
+              <w:rPr>
+                <w:rFonts w:ascii="微软雅黑" w:hAnsi="微软雅黑" w:eastAsia="微软雅黑"/>
+                <w:b w:val="0"/>
+                <w:sz w:val="20"/>
+              </w:rPr>
+              <w:t>最细粒度，建索引用，召回全</w:t>
+            </w:r>
+          </w:p>
+        </w:tc>
+      </w:tr>
+      <w:tr>
+        <w:tc>
+          <w:tcPr>
+            <w:tcW w:type="dxa" w:w="2880"/>
+          </w:tcPr>
+          <w:p>
+            <w:r>
+              <w:rPr>
+                <w:rFonts w:ascii="微软雅黑" w:hAnsi="微软雅黑" w:eastAsia="微软雅黑"/>
+                <w:b w:val="0"/>
+                <w:sz w:val="20"/>
+              </w:rPr>
+              <w:t>ik_smart(IK)</w:t>
+            </w:r>
+          </w:p>
+        </w:tc>
+        <w:tc>
+          <w:tcPr>
+            <w:tcW w:type="dxa" w:w="2880"/>
+          </w:tcPr>
+          <w:p>
+            <w:r>
+              <w:rPr>
+                <w:rFonts w:ascii="微软雅黑" w:hAnsi="微软雅黑" w:eastAsia="微软雅黑"/>
+                <w:b w:val="0"/>
+                <w:sz w:val="20"/>
+              </w:rPr>
+              <w:t>华为 / 手机 / 很 / 好用</w:t>
+            </w:r>
+          </w:p>
+        </w:tc>
+        <w:tc>
+          <w:tcPr>
+            <w:tcW w:type="dxa" w:w="2880"/>
+          </w:tcPr>
+          <w:p>
+            <w:r>
+              <w:rPr>
+                <w:rFonts w:ascii="微软雅黑" w:hAnsi="微软雅黑" w:eastAsia="微软雅黑"/>
+                <w:b w:val="0"/>
+                <w:sz w:val="20"/>
+              </w:rPr>
+              <w:t>粗粒度，查询用，更准</w:t>
+            </w:r>
+          </w:p>
+        </w:tc>
+      </w:tr>
+    </w:tbl>
+    <w:p>
+      <w:r>
+        <w:rPr>
+          <w:rFonts w:ascii="微软雅黑" w:hAnsi="微软雅黑" w:eastAsia="微软雅黑"/>
+          <w:b/>
+          <w:sz w:val="21"/>
+        </w:rPr>
+        <w:t>IK 是最常用的中文分词插件（需单独装到 ES）。经典搭配：建索引用 ik_max_word（切得细、召回多），查询用 ik_smart（切得粗、更精准）。</w:t>
+      </w:r>
+    </w:p>
+    <w:p>
+      <w:r>
+        <w:rPr>
+          <w:rFonts w:ascii="微软雅黑" w:hAnsi="微软雅黑" w:eastAsia="微软雅黑"/>
+          <w:b/>
+          <w:color w:val="C00000"/>
+          <w:sz w:val="21"/>
+        </w:rPr>
+        <w:t>⚠️ 本项目 G9 现状：ProductDocument 用的是 ES 默认 standard 分词器，还没装 IK。所以中文是按单字切的——面试若问「你 ES 中文搜索怎么做的」，要诚实说「目前 standard，改进方向是装 IK 插件、字段指定 analyzer=ik_max_word / search_analyzer=ik_smart」。这是个真实可讲的优化点。</w:t>
+      </w:r>
+    </w:p>
+    <w:p>
+      <w:pPr>
+        <w:pStyle w:val="Heading2"/>
+      </w:pPr>
+      <w:r>
+        <w:rPr>
+          <w:rFonts w:ascii="微软雅黑" w:hAnsi="微软雅黑" w:eastAsia="微软雅黑"/>
+          <w:b/>
+          <w:color w:val="2E74B5"/>
+          <w:sz w:val="26"/>
+        </w:rPr>
+        <w:t>0.5 字段类型：text vs keyword（面试高频）</w:t>
+      </w:r>
+    </w:p>
+    <w:tbl>
+      <w:tblPr>
+        <w:tblStyle w:val="LightGrid-Accent1"/>
+        <w:tblW w:type="auto" w:w="0"/>
+        <w:tblLook w:firstColumn="1" w:firstRow="1" w:lastColumn="0" w:lastRow="0" w:noHBand="0" w:noVBand="1" w:val="04A0"/>
+      </w:tblPr>
+      <w:tblGrid>
+        <w:gridCol w:w="2160"/>
+        <w:gridCol w:w="2160"/>
+        <w:gridCol w:w="2160"/>
+        <w:gridCol w:w="2160"/>
+      </w:tblGrid>
+      <w:tr>
+        <w:tc>
+          <w:tcPr>
+            <w:tcW w:type="dxa" w:w="2160"/>
+          </w:tcPr>
+          <w:p>
+            <w:r>
+              <w:rPr>
+                <w:rFonts w:ascii="微软雅黑" w:hAnsi="微软雅黑" w:eastAsia="微软雅黑"/>
+                <w:b/>
+                <w:color w:val="FFFFFF"/>
+                <w:sz w:val="20"/>
+              </w:rPr>
+              <w:t>类型</w:t>
+            </w:r>
+          </w:p>
+        </w:tc>
+        <w:tc>
+          <w:tcPr>
+            <w:tcW w:type="dxa" w:w="2160"/>
+          </w:tcPr>
+          <w:p>
+            <w:r>
+              <w:rPr>
+                <w:rFonts w:ascii="微软雅黑" w:hAnsi="微软雅黑" w:eastAsia="微软雅黑"/>
+                <w:b/>
+                <w:color w:val="FFFFFF"/>
+                <w:sz w:val="20"/>
+              </w:rPr>
+              <w:t>是否分词</w:t>
+            </w:r>
+          </w:p>
+        </w:tc>
+        <w:tc>
+          <w:tcPr>
+            <w:tcW w:type="dxa" w:w="2160"/>
+          </w:tcPr>
+          <w:p>
+            <w:r>
+              <w:rPr>
+                <w:rFonts w:ascii="微软雅黑" w:hAnsi="微软雅黑" w:eastAsia="微软雅黑"/>
+                <w:b/>
+                <w:color w:val="FFFFFF"/>
+                <w:sz w:val="20"/>
+              </w:rPr>
+              <w:t>能否精确匹配/聚合/排序</w:t>
+            </w:r>
+          </w:p>
+        </w:tc>
+        <w:tc>
+          <w:tcPr>
+            <w:tcW w:type="dxa" w:w="2160"/>
+          </w:tcPr>
+          <w:p>
+            <w:r>
+              <w:rPr>
+                <w:rFonts w:ascii="微软雅黑" w:hAnsi="微软雅黑" w:eastAsia="微软雅黑"/>
+                <w:b/>
+                <w:color w:val="FFFFFF"/>
+                <w:sz w:val="20"/>
+              </w:rPr>
+              <w:t>典型字段</w:t>
+            </w:r>
+          </w:p>
+        </w:tc>
+      </w:tr>
+      <w:tr>
+        <w:tc>
+          <w:tcPr>
+            <w:tcW w:type="dxa" w:w="2160"/>
+          </w:tcPr>
+          <w:p>
+            <w:r>
+              <w:rPr>
+                <w:rFonts w:ascii="微软雅黑" w:hAnsi="微软雅黑" w:eastAsia="微软雅黑"/>
+                <w:b w:val="0"/>
+                <w:sz w:val="20"/>
+              </w:rPr>
+              <w:t>text</w:t>
+            </w:r>
+          </w:p>
+        </w:tc>
+        <w:tc>
+          <w:tcPr>
+            <w:tcW w:type="dxa" w:w="2160"/>
+          </w:tcPr>
+          <w:p>
+            <w:r>
+              <w:rPr>
+                <w:rFonts w:ascii="微软雅黑" w:hAnsi="微软雅黑" w:eastAsia="微软雅黑"/>
+                <w:b w:val="0"/>
+                <w:sz w:val="20"/>
+              </w:rPr>
+              <w:t>分词</w:t>
+            </w:r>
+          </w:p>
+        </w:tc>
+        <w:tc>
+          <w:tcPr>
+            <w:tcW w:type="dxa" w:w="2160"/>
+          </w:tcPr>
+          <w:p>
+            <w:r>
+              <w:rPr>
+                <w:rFonts w:ascii="微软雅黑" w:hAnsi="微软雅黑" w:eastAsia="微软雅黑"/>
+                <w:b w:val="0"/>
+                <w:sz w:val="20"/>
+              </w:rPr>
+              <w:t>不能精确 term，用于全文检索</w:t>
+            </w:r>
+          </w:p>
+        </w:tc>
+        <w:tc>
+          <w:tcPr>
+            <w:tcW w:type="dxa" w:w="2160"/>
+          </w:tcPr>
+          <w:p>
+            <w:r>
+              <w:rPr>
+                <w:rFonts w:ascii="微软雅黑" w:hAnsi="微软雅黑" w:eastAsia="微软雅黑"/>
+                <w:b w:val="0"/>
+                <w:sz w:val="20"/>
+              </w:rPr>
+              <w:t>name/description/detail</w:t>
+            </w:r>
+          </w:p>
+        </w:tc>
+      </w:tr>
+      <w:tr>
+        <w:tc>
+          <w:tcPr>
+            <w:tcW w:type="dxa" w:w="2160"/>
+          </w:tcPr>
+          <w:p>
+            <w:r>
+              <w:rPr>
+                <w:rFonts w:ascii="微软雅黑" w:hAnsi="微软雅黑" w:eastAsia="微软雅黑"/>
+                <w:b w:val="0"/>
+                <w:sz w:val="20"/>
+              </w:rPr>
+              <w:t>keyword</w:t>
+            </w:r>
+          </w:p>
+        </w:tc>
+        <w:tc>
+          <w:tcPr>
+            <w:tcW w:type="dxa" w:w="2160"/>
+          </w:tcPr>
+          <w:p>
+            <w:r>
+              <w:rPr>
+                <w:rFonts w:ascii="微软雅黑" w:hAnsi="微软雅黑" w:eastAsia="微软雅黑"/>
+                <w:b w:val="0"/>
+                <w:sz w:val="20"/>
+              </w:rPr>
+              <w:t>不分词，整体存</w:t>
+            </w:r>
+          </w:p>
+        </w:tc>
+        <w:tc>
+          <w:tcPr>
+            <w:tcW w:type="dxa" w:w="2160"/>
+          </w:tcPr>
+          <w:p>
+            <w:r>
+              <w:rPr>
+                <w:rFonts w:ascii="微软雅黑" w:hAnsi="微软雅黑" w:eastAsia="微软雅黑"/>
+                <w:b w:val="0"/>
+                <w:sz w:val="20"/>
+              </w:rPr>
+              <w:t>能 term 精确、能聚合排序</w:t>
+            </w:r>
+          </w:p>
+        </w:tc>
+        <w:tc>
+          <w:tcPr>
+            <w:tcW w:type="dxa" w:w="2160"/>
+          </w:tcPr>
+          <w:p>
+            <w:r>
+              <w:rPr>
+                <w:rFonts w:ascii="微软雅黑" w:hAnsi="微软雅黑" w:eastAsia="微软雅黑"/>
+                <w:b w:val="0"/>
+                <w:sz w:val="20"/>
+              </w:rPr>
+              <w:t>categoryId(字符串)/品牌/标签</w:t>
+            </w:r>
+          </w:p>
+        </w:tc>
+      </w:tr>
+    </w:tbl>
+    <w:p>
+      <w:r>
+        <w:rPr>
+          <w:rFonts w:ascii="微软雅黑" w:hAnsi="微软雅黑" w:eastAsia="微软雅黑"/>
+          <w:b w:val="0"/>
+          <w:color w:val="C00000"/>
+          <w:sz w:val="21"/>
+        </w:rPr>
+        <w:t>实战常用「一字段两用」：给 name 建 text 做搜索，同时加一个 name.keyword 子字段做精确聚合/排序。</w:t>
+      </w:r>
+    </w:p>
+    <w:p>
+      <w:pPr>
+        <w:pStyle w:val="Heading2"/>
+      </w:pPr>
+      <w:r>
+        <w:rPr>
+          <w:rFonts w:ascii="微软雅黑" w:hAnsi="微软雅黑" w:eastAsia="微软雅黑"/>
+          <w:b/>
+          <w:color w:val="2E74B5"/>
+          <w:sz w:val="26"/>
+        </w:rPr>
+        <w:t>0.6 其他必懂概念</w:t>
+      </w:r>
+    </w:p>
+    <w:p>
+      <w:r>
+        <w:rPr>
+          <w:rFonts w:ascii="微软雅黑" w:hAnsi="微软雅黑" w:eastAsia="微软雅黑"/>
+          <w:b w:val="0"/>
+          <w:sz w:val="21"/>
+        </w:rPr>
+        <w:t>• 近实时 NRT：写入不是立刻可搜，默认每 1 秒 refresh 一次刷进倒排索引。所以「刚同步完立刻搜可能搜不到」是正常的。</w:t>
+      </w:r>
+    </w:p>
+    <w:p>
+      <w:r>
+        <w:rPr>
+          <w:rFonts w:ascii="微软雅黑" w:hAnsi="微软雅黑" w:eastAsia="微软雅黑"/>
+          <w:b w:val="0"/>
+          <w:sz w:val="21"/>
+        </w:rPr>
+        <w:t>• 相关性打分：ES 8 默认用 BM25 算法（TF-IDF 的升级版）。词在文档里出现越多、在全库越稀有，得分越高。must 参与打分，filter 不参与。</w:t>
+      </w:r>
+    </w:p>
+    <w:p>
+      <w:r>
+        <w:rPr>
+          <w:rFonts w:ascii="微软雅黑" w:hAnsi="微软雅黑" w:eastAsia="微软雅黑"/>
+          <w:b w:val="0"/>
+          <w:sz w:val="21"/>
+        </w:rPr>
+        <w:t>• 深分页问题：from + size 翻到很深的页（如第 1 万页）会很慢很吃内存，生产用 search_after 游标翻页替代。</w:t>
+      </w:r>
+    </w:p>
+    <w:p>
+      <w:r>
+        <w:rPr>
+          <w:rFonts w:ascii="微软雅黑" w:hAnsi="微软雅黑" w:eastAsia="微软雅黑"/>
+          <w:b w:val="0"/>
+          <w:sz w:val="21"/>
+        </w:rPr>
+        <w:t>• bool 复合查询四件套：must(必须+打分) / filter(必须+不打分+缓存) / should(或+加分) / must_not(排除)。</w:t>
+      </w:r>
+    </w:p>
+    <w:p>
+      <w:r>
+        <w:rPr>
+          <w:rFonts w:ascii="微软雅黑" w:hAnsi="微软雅黑" w:eastAsia="微软雅黑"/>
+          <w:b/>
+          <w:color w:val="C00000"/>
+          <w:sz w:val="21"/>
+        </w:rPr>
+        <w:t>• Query DSL 三把常用刀：match(分词全文) / term(精确不分词) / range(区间)——正好对应本项目和第18章源码。</w:t>
+      </w:r>
+    </w:p>
+    <w:p>
+      <w:pPr>
+        <w:pStyle w:val="Heading2"/>
+      </w:pPr>
+      <w:r>
+        <w:rPr>
+          <w:rFonts w:ascii="微软雅黑" w:hAnsi="微软雅黑" w:eastAsia="微软雅黑"/>
+          <w:b/>
+          <w:color w:val="2E74B5"/>
+          <w:sz w:val="26"/>
+        </w:rPr>
+        <w:t>0.7 本项目为什么这么设计（承上启下）</w:t>
+      </w:r>
+    </w:p>
+    <w:p>
+      <w:r>
+        <w:rPr>
+          <w:rFonts w:ascii="微软雅黑" w:hAnsi="微软雅黑" w:eastAsia="微软雅黑"/>
+          <w:b w:val="0"/>
+          <w:sz w:val="21"/>
+        </w:rPr>
+        <w:t>看完前言，你应该能回答：为什么 search 服务要单独拆一个模块 + 单独一个 ES？</w:t>
+      </w:r>
+    </w:p>
+    <w:p>
+      <w:r>
+        <w:rPr>
+          <w:rFonts w:ascii="微软雅黑" w:hAnsi="微软雅黑" w:eastAsia="微软雅黑"/>
+          <w:b/>
+          <w:sz w:val="21"/>
+        </w:rPr>
+        <w:t>答：商品数据主库在 MySQL（product 服务），但「搜索」这种高并发、要分词、要打分排序的活，MySQL 扛不住也做不好，于是把商品数据「同步」一份到 ES 建倒排索引，专门服务搜索场景。这就是「MySQL 管写、ES 管搜」的读写分离思想。接下来第 1 章开始，就是把这套设计一行行落地成代码。</w:t>
       </w:r>
     </w:p>
     <w:p>
@@ -4736,6 +6132,1259 @@
         <w:t>笔记结束. G9 模块 100% 跑通 ✓</w:t>
       </w:r>
     </w:p>
+    <w:p>
+      <w:pPr>
+        <w:pStyle w:val="Heading1"/>
+      </w:pPr>
+      <w:r>
+        <w:rPr>
+          <w:rFonts w:ascii="微软雅黑" w:hAnsi="微软雅黑" w:eastAsia="微软雅黑"/>
+          <w:b/>
+          <w:color w:val="C00000"/>
+          <w:sz w:val="30"/>
+        </w:rPr>
+        <w:t>18. ES 底层源码剖析（co.elastic.clients 8.x 官方客户端）</w:t>
+      </w:r>
+    </w:p>
+    <w:p>
+      <w:r>
+        <w:rPr>
+          <w:rFonts w:ascii="微软雅黑" w:hAnsi="微软雅黑" w:eastAsia="微软雅黑"/>
+          <w:b/>
+          <w:sz w:val="21"/>
+        </w:rPr>
+        <w:t>本章把 G9.4.4 search 方法用到的每一个 ES 客户端类，逐个拆到「简化源码 + 你代码的使用点」。目的：面试问「你 ES 查询底层怎么拼的」时，能从 Builder 建造者 → _toQuery() 统一载体 → NativeQuery 封装 → ElasticsearchOperations.search() 执行 → SearchHits 解析，一条链讲透。</w:t>
+      </w:r>
+    </w:p>
+    <w:p>
+      <w:r>
+        <w:rPr>
+          <w:rFonts w:ascii="微软雅黑" w:hAnsi="微软雅黑" w:eastAsia="微软雅黑"/>
+          <w:b/>
+          <w:color w:val="2E74B5"/>
+          <w:sz w:val="21"/>
+        </w:rPr>
+        <w:t>用到的包总览（全部来自 co.elastic.clients 官方 8.x 客户端 + Spring Data ES 封装）：</w:t>
+      </w:r>
+    </w:p>
+    <w:p>
+      <w:pPr>
+        <w:shd w:val="clear" w:color="auto" w:fill="F4F4F4"/>
+      </w:pPr>
+      <w:r>
+        <w:rPr>
+          <w:rFonts w:ascii="Consolas" w:hAnsi="Consolas" w:eastAsia="宋体"/>
+          <w:b w:val="0"/>
+          <w:sz w:val="18"/>
+        </w:rPr>
+        <w:t>// —— co.elastic.clients：官方 ES 8.x Java 客户端，负责「拼 DSL」——</w:t>
+        <w:br/>
+        <w:t>import co.elastic.clients.elasticsearch._types.query_dsl.BoolQuery;</w:t>
+        <w:br/>
+        <w:t>import co.elastic.clients.elasticsearch._types.query_dsl.MultiMatchQuery;</w:t>
+        <w:br/>
+        <w:t>import co.elastic.clients.elasticsearch._types.query_dsl.Query;</w:t>
+        <w:br/>
+        <w:t>import co.elastic.clients.elasticsearch._types.query_dsl.RangeQuery;</w:t>
+        <w:br/>
+        <w:t>import co.elastic.clients.elasticsearch._types.query_dsl.TermQuery;</w:t>
+        <w:br/>
+        <w:t>import co.elastic.clients.json.JsonData;</w:t>
+        <w:br/>
+        <w:br/>
+        <w:t>// —— Spring Data ES：Spring 的二次封装，负责「发请求 + 收结果」——</w:t>
+        <w:br/>
+        <w:t>import org.springframework.data.elasticsearch.client.elc.NativeQuery;</w:t>
+        <w:br/>
+        <w:t>import org.springframework.data.elasticsearch.core.ElasticsearchOperations;</w:t>
+        <w:br/>
+        <w:t>import org.springframework.data.elasticsearch.core.SearchHit;</w:t>
+        <w:br/>
+        <w:t>import org.springframework.data.elasticsearch.core.SearchHits;</w:t>
+      </w:r>
+    </w:p>
+    <w:p>
+      <w:pPr>
+        <w:pStyle w:val="Heading2"/>
+      </w:pPr>
+      <w:r>
+        <w:rPr>
+          <w:rFonts w:ascii="微软雅黑" w:hAnsi="微软雅黑" w:eastAsia="微软雅黑"/>
+          <w:b/>
+          <w:color w:val="2E74B5"/>
+          <w:sz w:val="26"/>
+        </w:rPr>
+        <w:t>18.1 BoolQuery + BoolQuery.Builder（拼接多条件的核心）</w:t>
+      </w:r>
+    </w:p>
+    <w:p>
+      <w:pPr>
+        <w:shd w:val="clear" w:color="auto" w:fill="F4F4F4"/>
+      </w:pPr>
+      <w:r>
+        <w:rPr>
+          <w:rFonts w:ascii="Consolas" w:hAnsi="Consolas" w:eastAsia="宋体"/>
+          <w:b w:val="0"/>
+          <w:sz w:val="18"/>
+        </w:rPr>
+        <w:t>package co.elastic.clients.elasticsearch._types.query_dsl;</w:t>
+        <w:br/>
+        <w:br/>
+        <w:t>public class BoolQuery implements QueryVariant {</w:t>
+        <w:br/>
+        <w:t xml:space="preserve">    private final List&lt;Query&gt; must;      // 必须匹配，参与打分</w:t>
+        <w:br/>
+        <w:t xml:space="preserve">    private final List&lt;Query&gt; filter;    // 必须匹配，不打分、可缓存</w:t>
+        <w:br/>
+        <w:t xml:space="preserve">    private final List&lt;Query&gt; should;    // 或条件，命中加分</w:t>
+        <w:br/>
+        <w:t xml:space="preserve">    private final List&lt;Query&gt; mustNot;   // 必须不匹配</w:t>
+        <w:br/>
+        <w:br/>
+        <w:t xml:space="preserve">    private BoolQuery(Builder builder) {           // 私有构造，只能靠 Builder 造</w:t>
+        <w:br/>
+        <w:t xml:space="preserve">        this.must    = ApiTypeHelper.unmodifiable(builder.must);</w:t>
+        <w:br/>
+        <w:t xml:space="preserve">        this.filter  = ApiTypeHelper.unmodifiable(builder.filter);</w:t>
+        <w:br/>
+        <w:t xml:space="preserve">        this.should  = ApiTypeHelper.unmodifiable(builder.should);</w:t>
+        <w:br/>
+        <w:t xml:space="preserve">        this.mustNot = ApiTypeHelper.unmodifiable(builder.mustNot);</w:t>
+        <w:br/>
+        <w:t xml:space="preserve">    }</w:t>
+        <w:br/>
+        <w:br/>
+        <w:t xml:space="preserve">    public static class Builder implements ObjectBuilder&lt;BoolQuery&gt; {</w:t>
+        <w:br/>
+        <w:t xml:space="preserve">        private List&lt;Query&gt; must, filter, should, mustNot;</w:t>
+        <w:br/>
+        <w:br/>
+        <w:t xml:space="preserve">        public Builder must(Query v)   { this.must   = ApiTypeHelper.listAdd(this.must, v);   return this; }</w:t>
+        <w:br/>
+        <w:t xml:space="preserve">        public Builder filter(Query v) { this.filter = ApiTypeHelper.listAdd(this.filter, v); return this; }</w:t>
+        <w:br/>
+        <w:t xml:space="preserve">        public Builder should(Query v) { this.should = ApiTypeHelper.listAdd(this.should, v); return this; }</w:t>
+        <w:br/>
+        <w:t xml:space="preserve">        public Builder mustNot(Query v){ this.mustNot= ApiTypeHelper.listAdd(this.mustNot,v); return this; }</w:t>
+        <w:br/>
+        <w:br/>
+        <w:t xml:space="preserve">        @Override public BoolQuery build() { return new BoolQuery(this); }  // 收尾造对象</w:t>
+        <w:br/>
+        <w:t xml:space="preserve">    }</w:t>
+        <w:br/>
+        <w:br/>
+        <w:t xml:space="preserve">    @Override public Query _toQuery() {            // 把自己包成顶层通用 Query</w:t>
+        <w:br/>
+        <w:t xml:space="preserve">        return new Query.Builder().bool(this).build();</w:t>
+        <w:br/>
+        <w:t xml:space="preserve">    }</w:t>
+        <w:br/>
+        <w:t>}</w:t>
+      </w:r>
+    </w:p>
+    <w:p>
+      <w:r>
+        <w:rPr>
+          <w:rFonts w:ascii="微软雅黑" w:hAnsi="微软雅黑" w:eastAsia="微软雅黑"/>
+          <w:b w:val="0"/>
+          <w:color w:val="C00000"/>
+          <w:sz w:val="21"/>
+        </w:rPr>
+        <w:t>讲解：这是「建造者模式」的标准长相——字段 final 不可变、构造私有、必须 new Builder() 一路 .must()/.filter() 再 build()。每个 add 方法 return this 才能链式点下去。listAdd 让你重复调 must() 就是往列表里追加，所以能加任意多个条件。</w:t>
+      </w:r>
+    </w:p>
+    <w:p>
+      <w:r>
+        <w:rPr>
+          <w:rFonts w:ascii="微软雅黑" w:hAnsi="微软雅黑" w:eastAsia="微软雅黑"/>
+          <w:b w:val="0"/>
+          <w:sz w:val="21"/>
+        </w:rPr>
+        <w:t>你代码的使用点：</w:t>
+      </w:r>
+    </w:p>
+    <w:p>
+      <w:pPr>
+        <w:shd w:val="clear" w:color="auto" w:fill="F4F4F4"/>
+      </w:pPr>
+      <w:r>
+        <w:rPr>
+          <w:rFonts w:ascii="Consolas" w:hAnsi="Consolas" w:eastAsia="宋体"/>
+          <w:b w:val="0"/>
+          <w:sz w:val="18"/>
+        </w:rPr>
+        <w:t>BoolQuery.Builder boolBuilder = new BoolQuery.Builder();</w:t>
+        <w:br/>
+        <w:t>boolBuilder.must(keywordQuery);     // 关键词多字段检索 → 参与打分</w:t>
+        <w:br/>
+        <w:t>boolBuilder.filter(catQuery);       // 分类精确过滤   → 不打分、走缓存</w:t>
+        <w:br/>
+        <w:t>boolBuilder.filter(priceQuery);     // 价格区间过滤   → 不打分、走缓存</w:t>
+        <w:br/>
+        <w:t>Query finalQuery = boolBuilder.build()._toQuery();</w:t>
+      </w:r>
+    </w:p>
+    <w:p>
+      <w:pPr>
+        <w:pStyle w:val="Heading2"/>
+      </w:pPr>
+      <w:r>
+        <w:rPr>
+          <w:rFonts w:ascii="微软雅黑" w:hAnsi="微软雅黑" w:eastAsia="微软雅黑"/>
+          <w:b/>
+          <w:color w:val="2E74B5"/>
+          <w:sz w:val="26"/>
+        </w:rPr>
+        <w:t>18.2 MultiMatchQuery（多字段全文检索 = match 的多字段版）</w:t>
+      </w:r>
+    </w:p>
+    <w:p>
+      <w:pPr>
+        <w:shd w:val="clear" w:color="auto" w:fill="F4F4F4"/>
+      </w:pPr>
+      <w:r>
+        <w:rPr>
+          <w:rFonts w:ascii="Consolas" w:hAnsi="Consolas" w:eastAsia="宋体"/>
+          <w:b w:val="0"/>
+          <w:sz w:val="18"/>
+        </w:rPr>
+        <w:t>public class MultiMatchQuery implements QueryVariant {</w:t>
+        <w:br/>
+        <w:t xml:space="preserve">    private final String query;          // 用户输入的关键词</w:t>
+        <w:br/>
+        <w:t xml:space="preserve">    private final List&lt;String&gt; fields;   // 要同时检索的多个字段</w:t>
+        <w:br/>
+        <w:br/>
+        <w:t xml:space="preserve">    // 静态工厂 of(fn)：把「配置动作」用 Lambda 传进来，内部帮你 new Builder + build</w:t>
+        <w:br/>
+        <w:t xml:space="preserve">    public static MultiMatchQuery of(Function&lt;Builder, ObjectBuilder&lt;MultiMatchQuery&gt;&gt; fn) {</w:t>
+        <w:br/>
+        <w:t xml:space="preserve">        return fn.apply(new Builder()).build();</w:t>
+        <w:br/>
+        <w:t xml:space="preserve">    }</w:t>
+        <w:br/>
+        <w:t xml:space="preserve">    public static class Builder implements ObjectBuilder&lt;MultiMatchQuery&gt; {</w:t>
+        <w:br/>
+        <w:t xml:space="preserve">        private String query;  private List&lt;String&gt; fields;</w:t>
+        <w:br/>
+        <w:t xml:space="preserve">        public Builder query(String v)      { this.query = v;  return this; }</w:t>
+        <w:br/>
+        <w:t xml:space="preserve">        public Builder fields(String... v)  { this.fields = List.of(v); return this; }</w:t>
+        <w:br/>
+        <w:t xml:space="preserve">        @Override public MultiMatchQuery build() { return new MultiMatchQuery(this); }</w:t>
+        <w:br/>
+        <w:t xml:space="preserve">    }</w:t>
+        <w:br/>
+        <w:t xml:space="preserve">    @Override public Query _toQuery() { return new Query.Builder().multiMatch(this).build(); }</w:t>
+        <w:br/>
+        <w:t>}</w:t>
+      </w:r>
+    </w:p>
+    <w:p>
+      <w:r>
+        <w:rPr>
+          <w:rFonts w:ascii="微软雅黑" w:hAnsi="微软雅黑" w:eastAsia="微软雅黑"/>
+          <w:b w:val="0"/>
+          <w:sz w:val="21"/>
+        </w:rPr>
+        <w:t>使用点：一次在 name/description/detail 三个字段里搜同一个词，任一命中即算。因为要按相关性排序，放 must。</w:t>
+      </w:r>
+    </w:p>
+    <w:p>
+      <w:pPr>
+        <w:shd w:val="clear" w:color="auto" w:fill="F4F4F4"/>
+      </w:pPr>
+      <w:r>
+        <w:rPr>
+          <w:rFonts w:ascii="Consolas" w:hAnsi="Consolas" w:eastAsia="宋体"/>
+          <w:b w:val="0"/>
+          <w:sz w:val="18"/>
+        </w:rPr>
+        <w:t>Query keywordQuery = MultiMatchQuery.of(m -&gt; m</w:t>
+        <w:br/>
+        <w:t xml:space="preserve">        .query(request.getKeyword())</w:t>
+        <w:br/>
+        <w:t xml:space="preserve">        .fields("name", "description", "detail")</w:t>
+        <w:br/>
+        <w:t>)._toQuery();</w:t>
+        <w:br/>
+        <w:t>boolBuilder.must(keywordQuery);</w:t>
+      </w:r>
+    </w:p>
+    <w:p>
+      <w:r>
+        <w:rPr>
+          <w:rFonts w:ascii="微软雅黑" w:hAnsi="微软雅黑" w:eastAsia="微软雅黑"/>
+          <w:b w:val="0"/>
+          <w:sz w:val="21"/>
+        </w:rPr>
+        <w:t>底层生成的 DSL：</w:t>
+      </w:r>
+    </w:p>
+    <w:p>
+      <w:pPr>
+        <w:shd w:val="clear" w:color="auto" w:fill="F4F4F4"/>
+      </w:pPr>
+      <w:r>
+        <w:rPr>
+          <w:rFonts w:ascii="Consolas" w:hAnsi="Consolas" w:eastAsia="宋体"/>
+          <w:b w:val="0"/>
+          <w:sz w:val="18"/>
+        </w:rPr>
+        <w:t>{ "multi_match": { "query": "手机", "fields": ["name","description","detail"] } }</w:t>
+      </w:r>
+    </w:p>
+    <w:p>
+      <w:pPr>
+        <w:pStyle w:val="Heading2"/>
+      </w:pPr>
+      <w:r>
+        <w:rPr>
+          <w:rFonts w:ascii="微软雅黑" w:hAnsi="微软雅黑" w:eastAsia="微软雅黑"/>
+          <w:b/>
+          <w:color w:val="2E74B5"/>
+          <w:sz w:val="26"/>
+        </w:rPr>
+        <w:t>18.3 TermQuery（精确匹配，不分词 —— 分类 ID 过滤）</w:t>
+      </w:r>
+    </w:p>
+    <w:p>
+      <w:pPr>
+        <w:shd w:val="clear" w:color="auto" w:fill="F4F4F4"/>
+      </w:pPr>
+      <w:r>
+        <w:rPr>
+          <w:rFonts w:ascii="Consolas" w:hAnsi="Consolas" w:eastAsia="宋体"/>
+          <w:b w:val="0"/>
+          <w:sz w:val="18"/>
+        </w:rPr>
+        <w:t>public class TermQuery implements QueryVariant {</w:t>
+        <w:br/>
+        <w:t xml:space="preserve">    private final String field;   // 字段名</w:t>
+        <w:br/>
+        <w:t xml:space="preserve">    private final JsonData value; // 精确值（用 JsonData 兼容任意类型）</w:t>
+        <w:br/>
+        <w:br/>
+        <w:t xml:space="preserve">    public static TermQuery of(Function&lt;Builder, ObjectBuilder&lt;TermQuery&gt;&gt; fn) {</w:t>
+        <w:br/>
+        <w:t xml:space="preserve">        return fn.apply(new Builder()).build();</w:t>
+        <w:br/>
+        <w:t xml:space="preserve">    }</w:t>
+        <w:br/>
+        <w:t xml:space="preserve">    public static class Builder implements ObjectBuilder&lt;TermQuery&gt; {</w:t>
+        <w:br/>
+        <w:t xml:space="preserve">        private String field;  private JsonData value;</w:t>
+        <w:br/>
+        <w:t xml:space="preserve">        public Builder field(String v)   { this.field = v; return this; }</w:t>
+        <w:br/>
+        <w:t xml:space="preserve">        public Builder value(JsonData v) { this.value = v; return this; }</w:t>
+        <w:br/>
+        <w:t xml:space="preserve">        @Override public TermQuery build() { return new TermQuery(this); }</w:t>
+        <w:br/>
+        <w:t xml:space="preserve">    }</w:t>
+        <w:br/>
+        <w:t xml:space="preserve">    @Override public Query _toQuery() { return new Query.Builder().term(this).build(); }</w:t>
+        <w:br/>
+        <w:t>}</w:t>
+      </w:r>
+    </w:p>
+    <w:p>
+      <w:r>
+        <w:rPr>
+          <w:rFonts w:ascii="微软雅黑" w:hAnsi="微软雅黑" w:eastAsia="微软雅黑"/>
+          <w:b w:val="0"/>
+          <w:sz w:val="21"/>
+        </w:rPr>
+        <w:t>使用点：分类 ID 是精确等值、不需要分词、不需要打分 → 放 filter（可被 ES 缓存，重复查很快）。</w:t>
+      </w:r>
+    </w:p>
+    <w:p>
+      <w:pPr>
+        <w:shd w:val="clear" w:color="auto" w:fill="F4F4F4"/>
+      </w:pPr>
+      <w:r>
+        <w:rPr>
+          <w:rFonts w:ascii="Consolas" w:hAnsi="Consolas" w:eastAsia="宋体"/>
+          <w:b w:val="0"/>
+          <w:sz w:val="18"/>
+        </w:rPr>
+        <w:t>Query catQuery = TermQuery.of(t -&gt; t</w:t>
+        <w:br/>
+        <w:t xml:space="preserve">        .field("categoryId")</w:t>
+        <w:br/>
+        <w:t xml:space="preserve">        .value(JsonData.of(request.getCategoryId()))</w:t>
+        <w:br/>
+        <w:t>)._toQuery();</w:t>
+        <w:br/>
+        <w:t>boolBuilder.filter(catQuery);</w:t>
+      </w:r>
+    </w:p>
+    <w:p>
+      <w:r>
+        <w:rPr>
+          <w:rFonts w:ascii="微软雅黑" w:hAnsi="微软雅黑" w:eastAsia="微软雅黑"/>
+          <w:b w:val="0"/>
+          <w:sz w:val="21"/>
+        </w:rPr>
+        <w:t>底层 DSL：</w:t>
+      </w:r>
+    </w:p>
+    <w:p>
+      <w:pPr>
+        <w:shd w:val="clear" w:color="auto" w:fill="F4F4F4"/>
+      </w:pPr>
+      <w:r>
+        <w:rPr>
+          <w:rFonts w:ascii="Consolas" w:hAnsi="Consolas" w:eastAsia="宋体"/>
+          <w:b w:val="0"/>
+          <w:sz w:val="18"/>
+        </w:rPr>
+        <w:t>{ "term": { "categoryId": 12 } }</w:t>
+      </w:r>
+    </w:p>
+    <w:p>
+      <w:r>
+        <w:rPr>
+          <w:rFonts w:ascii="微软雅黑" w:hAnsi="微软雅黑" w:eastAsia="微软雅黑"/>
+          <w:b w:val="0"/>
+          <w:color w:val="C00000"/>
+          <w:sz w:val="21"/>
+        </w:rPr>
+        <w:t>⚠️ 面试点：term 要求字段是 keyword 类型（不分词）。若对 text 字段用 term，会因为词被切碎而匹配不到。</w:t>
+      </w:r>
+    </w:p>
+    <w:p>
+      <w:pPr>
+        <w:pStyle w:val="Heading2"/>
+      </w:pPr>
+      <w:r>
+        <w:rPr>
+          <w:rFonts w:ascii="微软雅黑" w:hAnsi="微软雅黑" w:eastAsia="微软雅黑"/>
+          <w:b/>
+          <w:color w:val="2E74B5"/>
+          <w:sz w:val="26"/>
+        </w:rPr>
+        <w:t>18.4 RangeQuery（区间范围 —— 价格筛选）</w:t>
+      </w:r>
+    </w:p>
+    <w:p>
+      <w:pPr>
+        <w:shd w:val="clear" w:color="auto" w:fill="F4F4F4"/>
+      </w:pPr>
+      <w:r>
+        <w:rPr>
+          <w:rFonts w:ascii="Consolas" w:hAnsi="Consolas" w:eastAsia="宋体"/>
+          <w:b w:val="0"/>
+          <w:sz w:val="18"/>
+        </w:rPr>
+        <w:t>public class RangeQuery implements QueryVariant {</w:t>
+        <w:br/>
+        <w:t xml:space="preserve">    private final String field;  private final JsonData gte, lte;  // gte 下界 / lte 上界</w:t>
+        <w:br/>
+        <w:br/>
+        <w:t xml:space="preserve">    public static RangeQuery of(Function&lt;Builder, ObjectBuilder&lt;RangeQuery&gt;&gt; fn) {</w:t>
+        <w:br/>
+        <w:t xml:space="preserve">        return fn.apply(new Builder()).build();</w:t>
+        <w:br/>
+        <w:t xml:space="preserve">    }</w:t>
+        <w:br/>
+        <w:t xml:space="preserve">    public static class Builder implements ObjectBuilder&lt;RangeQuery&gt; {</w:t>
+        <w:br/>
+        <w:t xml:space="preserve">        private String field;  private JsonData gte, lte;</w:t>
+        <w:br/>
+        <w:t xml:space="preserve">        public Builder field(String v){ this.field = v; return this; }</w:t>
+        <w:br/>
+        <w:t xml:space="preserve">        public Builder gte(JsonData v){ this.gte = v;   return this; }  // &gt;=</w:t>
+        <w:br/>
+        <w:t xml:space="preserve">        public Builder lte(JsonData v){ this.lte = v;   return this; }  // &lt;=</w:t>
+        <w:br/>
+        <w:t xml:space="preserve">        @Override public RangeQuery build() { return new RangeQuery(this); }</w:t>
+        <w:br/>
+        <w:t xml:space="preserve">    }</w:t>
+        <w:br/>
+        <w:t xml:space="preserve">    @Override public Query _toQuery() { return new Query.Builder().range(this).build(); }</w:t>
+        <w:br/>
+        <w:t>}</w:t>
+      </w:r>
+    </w:p>
+    <w:p>
+      <w:r>
+        <w:rPr>
+          <w:rFonts w:ascii="微软雅黑" w:hAnsi="微软雅黑" w:eastAsia="微软雅黑"/>
+          <w:b w:val="0"/>
+          <w:sz w:val="21"/>
+        </w:rPr>
+        <w:t>使用点：价格上下界都可能为空（用户只填一边），所以用 if 判空后再 set，最后放 filter。</w:t>
+      </w:r>
+    </w:p>
+    <w:p>
+      <w:pPr>
+        <w:shd w:val="clear" w:color="auto" w:fill="F4F4F4"/>
+      </w:pPr>
+      <w:r>
+        <w:rPr>
+          <w:rFonts w:ascii="Consolas" w:hAnsi="Consolas" w:eastAsia="宋体"/>
+          <w:b w:val="0"/>
+          <w:sz w:val="18"/>
+        </w:rPr>
+        <w:t>Query priceQuery = RangeQuery.of(r -&gt; {</w:t>
+        <w:br/>
+        <w:t xml:space="preserve">    r.field("price");</w:t>
+        <w:br/>
+        <w:t xml:space="preserve">    if (request.getMinPrice() != null) r.gte(JsonData.of(request.getMinPrice()));</w:t>
+        <w:br/>
+        <w:t xml:space="preserve">    if (request.getMaxPrice() != null) r.lte(JsonData.of(request.getMaxPrice()));</w:t>
+        <w:br/>
+        <w:t xml:space="preserve">    return r;</w:t>
+        <w:br/>
+        <w:t>})._toQuery();</w:t>
+        <w:br/>
+        <w:t>boolBuilder.filter(priceQuery);</w:t>
+      </w:r>
+    </w:p>
+    <w:p>
+      <w:r>
+        <w:rPr>
+          <w:rFonts w:ascii="微软雅黑" w:hAnsi="微软雅黑" w:eastAsia="微软雅黑"/>
+          <w:b w:val="0"/>
+          <w:sz w:val="21"/>
+        </w:rPr>
+        <w:t>底层 DSL：</w:t>
+      </w:r>
+    </w:p>
+    <w:p>
+      <w:pPr>
+        <w:shd w:val="clear" w:color="auto" w:fill="F4F4F4"/>
+      </w:pPr>
+      <w:r>
+        <w:rPr>
+          <w:rFonts w:ascii="Consolas" w:hAnsi="Consolas" w:eastAsia="宋体"/>
+          <w:b w:val="0"/>
+          <w:sz w:val="18"/>
+        </w:rPr>
+        <w:t>{ "range": { "price": { "gte": 100, "lte": 2000 } } }</w:t>
+      </w:r>
+    </w:p>
+    <w:p>
+      <w:pPr>
+        <w:pStyle w:val="Heading2"/>
+      </w:pPr>
+      <w:r>
+        <w:rPr>
+          <w:rFonts w:ascii="微软雅黑" w:hAnsi="微软雅黑" w:eastAsia="微软雅黑"/>
+          <w:b/>
+          <w:color w:val="2E74B5"/>
+          <w:sz w:val="26"/>
+        </w:rPr>
+        <w:t>18.5 Query（顶层统一载体）与 JsonData（值包装）</w:t>
+      </w:r>
+    </w:p>
+    <w:p>
+      <w:r>
+        <w:rPr>
+          <w:rFonts w:ascii="微软雅黑" w:hAnsi="微软雅黑" w:eastAsia="微软雅黑"/>
+          <w:b w:val="0"/>
+          <w:sz w:val="21"/>
+        </w:rPr>
+        <w:t>所有具体查询（Bool/MultiMatch/Term/Range）最终都 ._toQuery() 变成同一个 Query 对象，这样 BoolQuery 的 must/filter 才能统一接收「任意一种」查询。</w:t>
+      </w:r>
+    </w:p>
+    <w:p>
+      <w:pPr>
+        <w:shd w:val="clear" w:color="auto" w:fill="F4F4F4"/>
+      </w:pPr>
+      <w:r>
+        <w:rPr>
+          <w:rFonts w:ascii="Consolas" w:hAnsi="Consolas" w:eastAsia="宋体"/>
+          <w:b w:val="0"/>
+          <w:sz w:val="18"/>
+        </w:rPr>
+        <w:t>public class Query {</w:t>
+        <w:br/>
+        <w:t xml:space="preserve">    private final QueryVariant variant;   // 里面到底装的哪种查询</w:t>
+        <w:br/>
+        <w:t xml:space="preserve">    public static class Builder implements ObjectBuilder&lt;Query&gt; {</w:t>
+        <w:br/>
+        <w:t xml:space="preserve">        private QueryVariant variant;</w:t>
+        <w:br/>
+        <w:t xml:space="preserve">        public Builder bool(BoolQuery v)            { this.variant = v; return this; }</w:t>
+        <w:br/>
+        <w:t xml:space="preserve">        public Builder multiMatch(MultiMatchQuery v){ this.variant = v; return this; }</w:t>
+        <w:br/>
+        <w:t xml:space="preserve">        public Builder term(TermQuery v)            { this.variant = v; return this; }</w:t>
+        <w:br/>
+        <w:t xml:space="preserve">        public Builder range(RangeQuery v)          { this.variant = v; return this; }</w:t>
+        <w:br/>
+        <w:t xml:space="preserve">        @Override public Query build() { return new Query(this); }</w:t>
+        <w:br/>
+        <w:t xml:space="preserve">    }</w:t>
+        <w:br/>
+        <w:t>}</w:t>
+        <w:br/>
+        <w:t>// JsonData.of(x)：把 Java 的数字/对象包成 ES 能识别的 JSON 值，Term/Range 的 value 都要它</w:t>
+        <w:br/>
+        <w:t>JsonData.of(request.getMinPrice());</w:t>
+      </w:r>
+    </w:p>
+    <w:p>
+      <w:r>
+        <w:rPr>
+          <w:rFonts w:ascii="微软雅黑" w:hAnsi="微软雅黑" w:eastAsia="微软雅黑"/>
+          <w:b w:val="0"/>
+          <w:color w:val="C00000"/>
+          <w:sz w:val="21"/>
+        </w:rPr>
+        <w:t>讲解：这就是「多态装箱」——Query 是父类型盒子，xxxQuery._toQuery() 就是把自己装进盒子。所以你看到每个 _toQuery() 内部都是 new Query.Builder().xxx(this).build()。</w:t>
+      </w:r>
+    </w:p>
+    <w:p>
+      <w:pPr>
+        <w:pStyle w:val="Heading2"/>
+      </w:pPr>
+      <w:r>
+        <w:rPr>
+          <w:rFonts w:ascii="微软雅黑" w:hAnsi="微软雅黑" w:eastAsia="微软雅黑"/>
+          <w:b/>
+          <w:color w:val="2E74B5"/>
+          <w:sz w:val="26"/>
+        </w:rPr>
+        <w:t>18.6 NativeQuery（Spring 封装：DSL + 分页 + 排序）</w:t>
+      </w:r>
+    </w:p>
+    <w:p>
+      <w:pPr>
+        <w:shd w:val="clear" w:color="auto" w:fill="F4F4F4"/>
+      </w:pPr>
+      <w:r>
+        <w:rPr>
+          <w:rFonts w:ascii="Consolas" w:hAnsi="Consolas" w:eastAsia="宋体"/>
+          <w:b w:val="0"/>
+          <w:sz w:val="18"/>
+        </w:rPr>
+        <w:t>package org.springframework.data.elasticsearch.client.elc;</w:t>
+        <w:br/>
+        <w:br/>
+        <w:t>public class NativeQuery {</w:t>
+        <w:br/>
+        <w:t xml:space="preserve">    private final Query query;        // 上面拼好的 ES DSL</w:t>
+        <w:br/>
+        <w:t xml:space="preserve">    private final Pageable pageable;  // 分页 + 排序</w:t>
+        <w:br/>
+        <w:t xml:space="preserve">    public static class Builder {</w:t>
+        <w:br/>
+        <w:t xml:space="preserve">        private Query query;  private Pageable pageable;</w:t>
+        <w:br/>
+        <w:t xml:space="preserve">        public Builder withQuery(Query query)        { this.query = query;       return this; }</w:t>
+        <w:br/>
+        <w:t xml:space="preserve">        public Builder withPageable(Pageable pageable){ this.pageable = pageable; return this; }</w:t>
+        <w:br/>
+        <w:t xml:space="preserve">        public NativeQuery build() { return new NativeQuery(this); }</w:t>
+        <w:br/>
+        <w:t xml:space="preserve">    }</w:t>
+        <w:br/>
+        <w:t>}</w:t>
+      </w:r>
+    </w:p>
+    <w:p>
+      <w:r>
+        <w:rPr>
+          <w:rFonts w:ascii="微软雅黑" w:hAnsi="微软雅黑" w:eastAsia="微软雅黑"/>
+          <w:b w:val="0"/>
+          <w:sz w:val="21"/>
+        </w:rPr>
+        <w:t>使用点：把 co.elastic.clients 的原生 Query 交给 Spring，再补上分页排序，Spring 才知道要第几页、怎么排。</w:t>
+      </w:r>
+    </w:p>
+    <w:p>
+      <w:pPr>
+        <w:shd w:val="clear" w:color="auto" w:fill="F4F4F4"/>
+      </w:pPr>
+      <w:r>
+        <w:rPr>
+          <w:rFonts w:ascii="Consolas" w:hAnsi="Consolas" w:eastAsia="宋体"/>
+          <w:b w:val="0"/>
+          <w:sz w:val="18"/>
+        </w:rPr>
+        <w:t>NativeQuery nativeQuery = NativeQuery.builder()</w:t>
+        <w:br/>
+        <w:t xml:space="preserve">        .withQuery(boolBuilder.build()._toQuery())</w:t>
+        <w:br/>
+        <w:t xml:space="preserve">        .withPageable(PageRequest.of(page - 1, size, parseSort(request.getSort())))</w:t>
+        <w:br/>
+        <w:t xml:space="preserve">        .build();</w:t>
+      </w:r>
+    </w:p>
+    <w:p>
+      <w:r>
+        <w:rPr>
+          <w:rFonts w:ascii="微软雅黑" w:hAnsi="微软雅黑" w:eastAsia="微软雅黑"/>
+          <w:b w:val="0"/>
+          <w:color w:val="C00000"/>
+          <w:sz w:val="21"/>
+        </w:rPr>
+        <w:t>⚠️ PageRequest 页码从 0 开始，所以传 page - 1。</w:t>
+      </w:r>
+    </w:p>
+    <w:p>
+      <w:pPr>
+        <w:pStyle w:val="Heading2"/>
+      </w:pPr>
+      <w:r>
+        <w:rPr>
+          <w:rFonts w:ascii="微软雅黑" w:hAnsi="微软雅黑" w:eastAsia="微软雅黑"/>
+          <w:b/>
+          <w:color w:val="2E74B5"/>
+          <w:sz w:val="26"/>
+        </w:rPr>
+        <w:t>18.7 ElasticsearchOperations 执行 + SearchHits/SearchHit 收结果</w:t>
+      </w:r>
+    </w:p>
+    <w:p>
+      <w:pPr>
+        <w:shd w:val="clear" w:color="auto" w:fill="F4F4F4"/>
+      </w:pPr>
+      <w:r>
+        <w:rPr>
+          <w:rFonts w:ascii="Consolas" w:hAnsi="Consolas" w:eastAsia="宋体"/>
+          <w:b w:val="0"/>
+          <w:sz w:val="18"/>
+        </w:rPr>
+        <w:t>public interface ElasticsearchOperations {</w:t>
+        <w:br/>
+        <w:t xml:space="preserve">    // 把 NativeQuery 发到 ES 集群，返回带总数和命中列表的结果集</w:t>
+        <w:br/>
+        <w:t xml:space="preserve">    &lt;T&gt; SearchHits&lt;T&gt; search(NativeQuery query, Class&lt;T&gt; clazz);</w:t>
+        <w:br/>
+        <w:t>}</w:t>
+        <w:br/>
+        <w:br/>
+        <w:t>public interface SearchHits&lt;T&gt; {          // 整个结果集</w:t>
+        <w:br/>
+        <w:t xml:space="preserve">    long getTotalHits();                  // 总命中数（做分页总数用）</w:t>
+        <w:br/>
+        <w:t xml:space="preserve">    List&lt;SearchHit&lt;T&gt;&gt; getSearchHits();   // 每一条命中</w:t>
+        <w:br/>
+        <w:t>}</w:t>
+        <w:br/>
+        <w:t>public interface SearchHit&lt;T&gt; {           // 单条命中</w:t>
+        <w:br/>
+        <w:t xml:space="preserve">    T getContent();                       // 文档实体 ProductDocument</w:t>
+        <w:br/>
+        <w:t xml:space="preserve">    float getScore();                     // 相关性得分</w:t>
+        <w:br/>
+        <w:t>}</w:t>
+      </w:r>
+    </w:p>
+    <w:p>
+      <w:r>
+        <w:rPr>
+          <w:rFonts w:ascii="微软雅黑" w:hAnsi="微软雅黑" w:eastAsia="微软雅黑"/>
+          <w:b w:val="0"/>
+          <w:sz w:val="21"/>
+        </w:rPr>
+        <w:t>使用点：执行 + 取内容 + 转 VO 返回前端。</w:t>
+      </w:r>
+    </w:p>
+    <w:p>
+      <w:pPr>
+        <w:shd w:val="clear" w:color="auto" w:fill="F4F4F4"/>
+      </w:pPr>
+      <w:r>
+        <w:rPr>
+          <w:rFonts w:ascii="Consolas" w:hAnsi="Consolas" w:eastAsia="宋体"/>
+          <w:b w:val="0"/>
+          <w:sz w:val="18"/>
+        </w:rPr>
+        <w:t>SearchHits&lt;ProductDocument&gt; hits =</w:t>
+        <w:br/>
+        <w:t xml:space="preserve">        elasticsearchOperations.search(nativeQuery, ProductDocument.class);</w:t>
+        <w:br/>
+        <w:br/>
+        <w:t>List&lt;ProductSearchVO&gt; list = hits.getSearchHits().stream()</w:t>
+        <w:br/>
+        <w:t xml:space="preserve">        .map(SearchHit::getContent)       // 拿出 ProductDocument</w:t>
+        <w:br/>
+        <w:t xml:space="preserve">        .map(ProductSearchVO::from)       // 转换器模式转 VO</w:t>
+        <w:br/>
+        <w:t xml:space="preserve">        .toList();</w:t>
+        <w:br/>
+        <w:t>long total = hits.getTotalHits();         // 总数塞进 PageResultVO</w:t>
+      </w:r>
+    </w:p>
+    <w:p>
+      <w:pPr>
+        <w:pStyle w:val="Heading2"/>
+      </w:pPr>
+      <w:r>
+        <w:rPr>
+          <w:rFonts w:ascii="微软雅黑" w:hAnsi="微软雅黑" w:eastAsia="微软雅黑"/>
+          <w:b/>
+          <w:color w:val="2E74B5"/>
+          <w:sz w:val="26"/>
+        </w:rPr>
+        <w:t>18.8 整体调用链 + match/term/range 三查询对比（面试速答）</w:t>
+      </w:r>
+    </w:p>
+    <w:p>
+      <w:pPr>
+        <w:shd w:val="clear" w:color="auto" w:fill="F4F4F4"/>
+      </w:pPr>
+      <w:r>
+        <w:rPr>
+          <w:rFonts w:ascii="Consolas" w:hAnsi="Consolas" w:eastAsia="宋体"/>
+          <w:b w:val="0"/>
+          <w:sz w:val="18"/>
+        </w:rPr>
+        <w:t>① MultiMatch/Term/RangeQuery.of()  →  生成单条件查询对象</w:t>
+        <w:br/>
+        <w:t>② ._toQuery()                        →  统一装进顶层 Query 盒子</w:t>
+        <w:br/>
+        <w:t>③ BoolQuery.Builder.must()/.filter() →  组装所有条件</w:t>
+        <w:br/>
+        <w:t>④ boolBuilder.build()._toQuery()     →  完整布尔查询 Query</w:t>
+        <w:br/>
+        <w:t>⑤ NativeQuery.builder()              →  Query + 分页排序</w:t>
+        <w:br/>
+        <w:t>⑥ elasticsearchOperations.search()   →  发到 ES，拿 SearchHits</w:t>
+        <w:br/>
+        <w:t>⑦ SearchHits → ProductDocument → VO  →  返回前端</w:t>
+      </w:r>
+    </w:p>
+    <w:tbl>
+      <w:tblPr>
+        <w:tblStyle w:val="LightGrid-Accent1"/>
+        <w:tblW w:type="auto" w:w="0"/>
+        <w:tblLook w:firstColumn="1" w:firstRow="1" w:lastColumn="0" w:lastRow="0" w:noHBand="0" w:noVBand="1" w:val="04A0"/>
+      </w:tblPr>
+      <w:tblGrid>
+        <w:gridCol w:w="1440"/>
+        <w:gridCol w:w="1440"/>
+        <w:gridCol w:w="1440"/>
+        <w:gridCol w:w="1440"/>
+        <w:gridCol w:w="1440"/>
+        <w:gridCol w:w="1440"/>
+      </w:tblGrid>
+      <w:tr>
+        <w:tc>
+          <w:tcPr>
+            <w:tcW w:type="dxa" w:w="1440"/>
+          </w:tcPr>
+          <w:p>
+            <w:r>
+              <w:rPr>
+                <w:rFonts w:ascii="微软雅黑" w:hAnsi="微软雅黑" w:eastAsia="微软雅黑"/>
+                <w:b/>
+                <w:color w:val="FFFFFF"/>
+                <w:sz w:val="20"/>
+              </w:rPr>
+              <w:t>查询类型</w:t>
+            </w:r>
+          </w:p>
+        </w:tc>
+        <w:tc>
+          <w:tcPr>
+            <w:tcW w:type="dxa" w:w="1440"/>
+          </w:tcPr>
+          <w:p>
+            <w:r>
+              <w:rPr>
+                <w:rFonts w:ascii="微软雅黑" w:hAnsi="微软雅黑" w:eastAsia="微软雅黑"/>
+                <w:b/>
+                <w:color w:val="FFFFFF"/>
+                <w:sz w:val="20"/>
+              </w:rPr>
+              <w:t>作用</w:t>
+            </w:r>
+          </w:p>
+        </w:tc>
+        <w:tc>
+          <w:tcPr>
+            <w:tcW w:type="dxa" w:w="1440"/>
+          </w:tcPr>
+          <w:p>
+            <w:r>
+              <w:rPr>
+                <w:rFonts w:ascii="微软雅黑" w:hAnsi="微软雅黑" w:eastAsia="微软雅黑"/>
+                <w:b/>
+                <w:color w:val="FFFFFF"/>
+                <w:sz w:val="20"/>
+              </w:rPr>
+              <w:t>是否分词</w:t>
+            </w:r>
+          </w:p>
+        </w:tc>
+        <w:tc>
+          <w:tcPr>
+            <w:tcW w:type="dxa" w:w="1440"/>
+          </w:tcPr>
+          <w:p>
+            <w:r>
+              <w:rPr>
+                <w:rFonts w:ascii="微软雅黑" w:hAnsi="微软雅黑" w:eastAsia="微软雅黑"/>
+                <w:b/>
+                <w:color w:val="FFFFFF"/>
+                <w:sz w:val="20"/>
+              </w:rPr>
+              <w:t>是否打分</w:t>
+            </w:r>
+          </w:p>
+        </w:tc>
+        <w:tc>
+          <w:tcPr>
+            <w:tcW w:type="dxa" w:w="1440"/>
+          </w:tcPr>
+          <w:p>
+            <w:r>
+              <w:rPr>
+                <w:rFonts w:ascii="微软雅黑" w:hAnsi="微软雅黑" w:eastAsia="微软雅黑"/>
+                <w:b/>
+                <w:color w:val="FFFFFF"/>
+                <w:sz w:val="20"/>
+              </w:rPr>
+              <w:t>放哪</w:t>
+            </w:r>
+          </w:p>
+        </w:tc>
+        <w:tc>
+          <w:tcPr>
+            <w:tcW w:type="dxa" w:w="1440"/>
+          </w:tcPr>
+          <w:p>
+            <w:r>
+              <w:rPr>
+                <w:rFonts w:ascii="微软雅黑" w:hAnsi="微软雅黑" w:eastAsia="微软雅黑"/>
+                <w:b/>
+                <w:color w:val="FFFFFF"/>
+                <w:sz w:val="20"/>
+              </w:rPr>
+              <w:t>适用字段类型</w:t>
+            </w:r>
+          </w:p>
+        </w:tc>
+      </w:tr>
+      <w:tr>
+        <w:tc>
+          <w:tcPr>
+            <w:tcW w:type="dxa" w:w="1440"/>
+          </w:tcPr>
+          <w:p>
+            <w:r>
+              <w:rPr>
+                <w:rFonts w:ascii="微软雅黑" w:hAnsi="微软雅黑" w:eastAsia="微软雅黑"/>
+                <w:b w:val="0"/>
+                <w:sz w:val="20"/>
+              </w:rPr>
+              <w:t>MultiMatch</w:t>
+            </w:r>
+          </w:p>
+        </w:tc>
+        <w:tc>
+          <w:tcPr>
+            <w:tcW w:type="dxa" w:w="1440"/>
+          </w:tcPr>
+          <w:p>
+            <w:r>
+              <w:rPr>
+                <w:rFonts w:ascii="微软雅黑" w:hAnsi="微软雅黑" w:eastAsia="微软雅黑"/>
+                <w:b w:val="0"/>
+                <w:sz w:val="20"/>
+              </w:rPr>
+              <w:t>关键词模糊检索</w:t>
+            </w:r>
+          </w:p>
+        </w:tc>
+        <w:tc>
+          <w:tcPr>
+            <w:tcW w:type="dxa" w:w="1440"/>
+          </w:tcPr>
+          <w:p>
+            <w:r>
+              <w:rPr>
+                <w:rFonts w:ascii="微软雅黑" w:hAnsi="微软雅黑" w:eastAsia="微软雅黑"/>
+                <w:b w:val="0"/>
+                <w:sz w:val="20"/>
+              </w:rPr>
+              <w:t>分词</w:t>
+            </w:r>
+          </w:p>
+        </w:tc>
+        <w:tc>
+          <w:tcPr>
+            <w:tcW w:type="dxa" w:w="1440"/>
+          </w:tcPr>
+          <w:p>
+            <w:r>
+              <w:rPr>
+                <w:rFonts w:ascii="微软雅黑" w:hAnsi="微软雅黑" w:eastAsia="微软雅黑"/>
+                <w:b w:val="0"/>
+                <w:sz w:val="20"/>
+              </w:rPr>
+              <w:t>打分</w:t>
+            </w:r>
+          </w:p>
+        </w:tc>
+        <w:tc>
+          <w:tcPr>
+            <w:tcW w:type="dxa" w:w="1440"/>
+          </w:tcPr>
+          <w:p>
+            <w:r>
+              <w:rPr>
+                <w:rFonts w:ascii="微软雅黑" w:hAnsi="微软雅黑" w:eastAsia="微软雅黑"/>
+                <w:b w:val="0"/>
+                <w:sz w:val="20"/>
+              </w:rPr>
+              <w:t>must</w:t>
+            </w:r>
+          </w:p>
+        </w:tc>
+        <w:tc>
+          <w:tcPr>
+            <w:tcW w:type="dxa" w:w="1440"/>
+          </w:tcPr>
+          <w:p>
+            <w:r>
+              <w:rPr>
+                <w:rFonts w:ascii="微软雅黑" w:hAnsi="微软雅黑" w:eastAsia="微软雅黑"/>
+                <w:b w:val="0"/>
+                <w:sz w:val="20"/>
+              </w:rPr>
+              <w:t>text</w:t>
+            </w:r>
+          </w:p>
+        </w:tc>
+      </w:tr>
+      <w:tr>
+        <w:tc>
+          <w:tcPr>
+            <w:tcW w:type="dxa" w:w="1440"/>
+          </w:tcPr>
+          <w:p>
+            <w:r>
+              <w:rPr>
+                <w:rFonts w:ascii="微软雅黑" w:hAnsi="微软雅黑" w:eastAsia="微软雅黑"/>
+                <w:b w:val="0"/>
+                <w:sz w:val="20"/>
+              </w:rPr>
+              <w:t>Term</w:t>
+            </w:r>
+          </w:p>
+        </w:tc>
+        <w:tc>
+          <w:tcPr>
+            <w:tcW w:type="dxa" w:w="1440"/>
+          </w:tcPr>
+          <w:p>
+            <w:r>
+              <w:rPr>
+                <w:rFonts w:ascii="微软雅黑" w:hAnsi="微软雅黑" w:eastAsia="微软雅黑"/>
+                <w:b w:val="0"/>
+                <w:sz w:val="20"/>
+              </w:rPr>
+              <w:t>ID/状态精确等值</w:t>
+            </w:r>
+          </w:p>
+        </w:tc>
+        <w:tc>
+          <w:tcPr>
+            <w:tcW w:type="dxa" w:w="1440"/>
+          </w:tcPr>
+          <w:p>
+            <w:r>
+              <w:rPr>
+                <w:rFonts w:ascii="微软雅黑" w:hAnsi="微软雅黑" w:eastAsia="微软雅黑"/>
+                <w:b w:val="0"/>
+                <w:sz w:val="20"/>
+              </w:rPr>
+              <w:t>不分词</w:t>
+            </w:r>
+          </w:p>
+        </w:tc>
+        <w:tc>
+          <w:tcPr>
+            <w:tcW w:type="dxa" w:w="1440"/>
+          </w:tcPr>
+          <w:p>
+            <w:r>
+              <w:rPr>
+                <w:rFonts w:ascii="微软雅黑" w:hAnsi="微软雅黑" w:eastAsia="微软雅黑"/>
+                <w:b w:val="0"/>
+                <w:sz w:val="20"/>
+              </w:rPr>
+              <w:t>不打分</w:t>
+            </w:r>
+          </w:p>
+        </w:tc>
+        <w:tc>
+          <w:tcPr>
+            <w:tcW w:type="dxa" w:w="1440"/>
+          </w:tcPr>
+          <w:p>
+            <w:r>
+              <w:rPr>
+                <w:rFonts w:ascii="微软雅黑" w:hAnsi="微软雅黑" w:eastAsia="微软雅黑"/>
+                <w:b w:val="0"/>
+                <w:sz w:val="20"/>
+              </w:rPr>
+              <w:t>filter</w:t>
+            </w:r>
+          </w:p>
+        </w:tc>
+        <w:tc>
+          <w:tcPr>
+            <w:tcW w:type="dxa" w:w="1440"/>
+          </w:tcPr>
+          <w:p>
+            <w:r>
+              <w:rPr>
+                <w:rFonts w:ascii="微软雅黑" w:hAnsi="微软雅黑" w:eastAsia="微软雅黑"/>
+                <w:b w:val="0"/>
+                <w:sz w:val="20"/>
+              </w:rPr>
+              <w:t>keyword/long</w:t>
+            </w:r>
+          </w:p>
+        </w:tc>
+      </w:tr>
+      <w:tr>
+        <w:tc>
+          <w:tcPr>
+            <w:tcW w:type="dxa" w:w="1440"/>
+          </w:tcPr>
+          <w:p>
+            <w:r>
+              <w:rPr>
+                <w:rFonts w:ascii="微软雅黑" w:hAnsi="微软雅黑" w:eastAsia="微软雅黑"/>
+                <w:b w:val="0"/>
+                <w:sz w:val="20"/>
+              </w:rPr>
+              <w:t>Range</w:t>
+            </w:r>
+          </w:p>
+        </w:tc>
+        <w:tc>
+          <w:tcPr>
+            <w:tcW w:type="dxa" w:w="1440"/>
+          </w:tcPr>
+          <w:p>
+            <w:r>
+              <w:rPr>
+                <w:rFonts w:ascii="微软雅黑" w:hAnsi="微软雅黑" w:eastAsia="微软雅黑"/>
+                <w:b w:val="0"/>
+                <w:sz w:val="20"/>
+              </w:rPr>
+              <w:t>价格/时间区间</w:t>
+            </w:r>
+          </w:p>
+        </w:tc>
+        <w:tc>
+          <w:tcPr>
+            <w:tcW w:type="dxa" w:w="1440"/>
+          </w:tcPr>
+          <w:p>
+            <w:r>
+              <w:rPr>
+                <w:rFonts w:ascii="微软雅黑" w:hAnsi="微软雅黑" w:eastAsia="微软雅黑"/>
+                <w:b w:val="0"/>
+                <w:sz w:val="20"/>
+              </w:rPr>
+              <w:t>不分词</w:t>
+            </w:r>
+          </w:p>
+        </w:tc>
+        <w:tc>
+          <w:tcPr>
+            <w:tcW w:type="dxa" w:w="1440"/>
+          </w:tcPr>
+          <w:p>
+            <w:r>
+              <w:rPr>
+                <w:rFonts w:ascii="微软雅黑" w:hAnsi="微软雅黑" w:eastAsia="微软雅黑"/>
+                <w:b w:val="0"/>
+                <w:sz w:val="20"/>
+              </w:rPr>
+              <w:t>不打分</w:t>
+            </w:r>
+          </w:p>
+        </w:tc>
+        <w:tc>
+          <w:tcPr>
+            <w:tcW w:type="dxa" w:w="1440"/>
+          </w:tcPr>
+          <w:p>
+            <w:r>
+              <w:rPr>
+                <w:rFonts w:ascii="微软雅黑" w:hAnsi="微软雅黑" w:eastAsia="微软雅黑"/>
+                <w:b w:val="0"/>
+                <w:sz w:val="20"/>
+              </w:rPr>
+              <w:t>filter</w:t>
+            </w:r>
+          </w:p>
+        </w:tc>
+        <w:tc>
+          <w:tcPr>
+            <w:tcW w:type="dxa" w:w="1440"/>
+          </w:tcPr>
+          <w:p>
+            <w:r>
+              <w:rPr>
+                <w:rFonts w:ascii="微软雅黑" w:hAnsi="微软雅黑" w:eastAsia="微软雅黑"/>
+                <w:b w:val="0"/>
+                <w:sz w:val="20"/>
+              </w:rPr>
+              <w:t>double/long/date</w:t>
+            </w:r>
+          </w:p>
+        </w:tc>
+      </w:tr>
+    </w:tbl>
+    <w:p>
+      <w:r>
+        <w:rPr>
+          <w:rFonts w:ascii="微软雅黑" w:hAnsi="微软雅黑" w:eastAsia="微软雅黑"/>
+          <w:b w:val="0"/>
+          <w:sz w:val="21"/>
+        </w:rPr>
+        <w:t>最终拼出的完整 DSL：</w:t>
+      </w:r>
+    </w:p>
+    <w:p>
+      <w:pPr>
+        <w:shd w:val="clear" w:color="auto" w:fill="F4F4F4"/>
+      </w:pPr>
+      <w:r>
+        <w:rPr>
+          <w:rFonts w:ascii="Consolas" w:hAnsi="Consolas" w:eastAsia="宋体"/>
+          <w:b w:val="0"/>
+          <w:sz w:val="18"/>
+        </w:rPr>
+        <w:t>{</w:t>
+        <w:br/>
+        <w:t xml:space="preserve">  "bool": {</w:t>
+        <w:br/>
+        <w:t xml:space="preserve">    "must":   [ { "multi_match": { "query": "手机", "fields": ["name","description","detail"] } } ],</w:t>
+        <w:br/>
+        <w:t xml:space="preserve">    "filter": [ { "term":  { "categoryId": 12 } },</w:t>
+        <w:br/>
+        <w:t xml:space="preserve">                { "range": { "price": { "gte": 100, "lte": 2000 } } } ]</w:t>
+        <w:br/>
+        <w:t xml:space="preserve">  }</w:t>
+        <w:br/>
+        <w:t>}</w:t>
+      </w:r>
+    </w:p>
+    <w:p>
+      <w:r>
+        <w:rPr>
+          <w:rFonts w:ascii="微软雅黑" w:hAnsi="微软雅黑" w:eastAsia="微软雅黑"/>
+          <w:b/>
+          <w:color w:val="C00000"/>
+          <w:sz w:val="21"/>
+        </w:rPr>
+        <w:t>一句话总结：must 决定「排序好不好」，filter 决定「范围对不对」；打分的进 must，纯过滤的进 filter（不打分 + 走缓存，性能更好）。这是 ES 查询设计的核心心法。</w:t>
+      </w:r>
+    </w:p>
     <w:sectPr>
       <w:pgSz w:w="12240" w:h="15840"/>
       <w:pgMar w:top="1440" w:right="1800" w:bottom="1440" w:left="1800" w:header="720" w:footer="720" w:gutter="0"/>
